--- a/docs/downloads/منوعات/doc_0686.docx
+++ b/docs/downloads/منوعات/doc_0686.docx
@@ -1,33 +1,285 @@
 
 <file path=word/document.xml><?xml version="1.0" encoding="utf-8"?>
-<w:document xmlns:wpc="http://schemas.microsoft.com/office/word/2010/wordprocessingCanvas" xmlns:cx="http://schemas.microsoft.com/office/drawing/2014/chartex" xmlns:cx1="http://schemas.microsoft.com/office/drawing/2015/9/8/chartex" xmlns:cx2="http://schemas.microsoft.com/office/drawing/2015/10/21/chartex" xmlns:cx3="http://schemas.microsoft.com/office/drawing/2016/5/9/chartex" xmlns:cx4="http://schemas.microsoft.com/office/drawing/2016/5/10/chartex" xmlns:cx5="http://schemas.microsoft.com/office/drawing/2016/5/11/chartex" xmlns:cx6="http://schemas.microsoft.com/office/drawing/2016/5/12/chartex" xmlns:cx7="http://schemas.microsoft.com/office/drawing/2016/5/13/chartex" xmlns:cx8="http://schemas.microsoft.com/office/drawing/2016/5/14/chartex" xmlns:mc="http://schemas.openxmlformats.org/markup-compatibility/2006" xmlns:aink="http://schemas.microsoft.com/office/drawing/2016/ink" xmlns:am3d="http://schemas.microsoft.com/office/drawing/2017/model3d" xmlns:o="urn:schemas-microsoft-com:office:office" xmlns:oel="http://schemas.microsoft.com/office/2019/extlst" xmlns:r="http://schemas.openxmlformats.org/officeDocument/2006/relationships" xmlns:m="http://schemas.openxmlformats.org/officeDocument/2006/math" xmlns:v="urn:schemas-microsoft-com:vml" xmlns:wp14="http://schemas.microsoft.com/office/word/2010/wordprocessingDrawing" xmlns:wp="http://schemas.openxmlformats.org/drawingml/2006/wordprocessingDrawing" xmlns:w10="urn:schemas-microsoft-com:office:word" xmlns:w="http://schemas.openxmlformats.org/wordprocessingml/2006/main" xmlns:w14="http://schemas.microsoft.com/office/word/2010/wordml" xmlns:w15="http://schemas.microsoft.com/office/word/2012/wordml" xmlns:w16cex="http://schemas.microsoft.com/office/word/2018/wordml/cex" xmlns:w16cid="http://schemas.microsoft.com/office/word/2016/wordml/cid" xmlns:w16="http://schemas.microsoft.com/office/word/2018/wordml" xmlns:w16sdtdh="http://schemas.microsoft.com/office/word/2020/wordml/sdtdatahash" xmlns:w16se="http://schemas.microsoft.com/office/word/2015/wordml/symex" xmlns:wpg="http://schemas.microsoft.com/office/word/2010/wordprocessingGroup" xmlns:wpi="http://schemas.microsoft.com/office/word/2010/wordprocessingInk" xmlns:wne="http://schemas.microsoft.com/office/word/2006/wordml" xmlns:wps="http://schemas.microsoft.com/office/word/2010/wordprocessingShape" mc:Ignorable="w14 w15 w16se w16cid w16 w16cex w16sdtdh wp14">
+<w:document xmlns:wpc="http://schemas.microsoft.com/office/word/2010/wordprocessingCanvas" xmlns:cx="http://schemas.microsoft.com/office/drawing/2014/chartex" xmlns:cx1="http://schemas.microsoft.com/office/drawing/2015/9/8/chartex" xmlns:cx2="http://schemas.microsoft.com/office/drawing/2015/10/21/chartex" xmlns:cx3="http://schemas.microsoft.com/office/drawing/2016/5/9/chartex" xmlns:cx4="http://schemas.microsoft.com/office/drawing/2016/5/10/chartex" xmlns:cx5="http://schemas.microsoft.com/office/drawing/2016/5/11/chartex" xmlns:cx6="http://schemas.microsoft.com/office/drawing/2016/5/12/chartex" xmlns:cx7="http://schemas.microsoft.com/office/drawing/2016/5/13/chartex" xmlns:cx8="http://schemas.microsoft.com/office/drawing/2016/5/14/chartex" xmlns:mc="http://schemas.openxmlformats.org/markup-compatibility/2006" xmlns:aink="http://schemas.microsoft.com/office/drawing/2016/ink" xmlns:am3d="http://schemas.microsoft.com/office/drawing/2017/model3d" xmlns:o="urn:schemas-microsoft-com:office:office" xmlns:r="http://schemas.openxmlformats.org/officeDocument/2006/relationships" xmlns:m="http://schemas.openxmlformats.org/officeDocument/2006/math" xmlns:v="urn:schemas-microsoft-com:vml" xmlns:wp14="http://schemas.microsoft.com/office/word/2010/wordprocessingDrawing" xmlns:wp="http://schemas.openxmlformats.org/drawingml/2006/wordprocessingDrawing" xmlns:w10="urn:schemas-microsoft-com:office:word" xmlns:w="http://schemas.openxmlformats.org/wordprocessingml/2006/main" xmlns:w14="http://schemas.microsoft.com/office/word/2010/wordml" xmlns:w15="http://schemas.microsoft.com/office/word/2012/wordml" xmlns:w16cex="http://schemas.microsoft.com/office/word/2018/wordml/cex" xmlns:w16cid="http://schemas.microsoft.com/office/word/2016/wordml/cid" xmlns:w16="http://schemas.microsoft.com/office/word/2018/wordml" xmlns:w16sdtdh="http://schemas.microsoft.com/office/word/2020/wordml/sdtdatahash" xmlns:w16se="http://schemas.microsoft.com/office/word/2015/wordml/symex" xmlns:wpg="http://schemas.microsoft.com/office/word/2010/wordprocessingGroup" xmlns:wpi="http://schemas.microsoft.com/office/word/2010/wordprocessingInk" xmlns:wne="http://schemas.microsoft.com/office/word/2006/wordml" xmlns:wps="http://schemas.microsoft.com/office/word/2010/wordprocessingShape" mc:Ignorable="w14 w15 w16se w16cid w16 w16cex w16sdtdh wp14">
   <w:body>
     <w:p>
       <w:pPr>
         <w:rPr>
           <w:rtl/>
-        </w:rPr>
-      </w:pPr>
-      <w:hyperlink r:id="rId4" w:history="1">
+          <w:lang w:bidi="ar-AE"/>
+        </w:rPr>
+      </w:pPr>
+      <w:hyperlink r:id="rId7" w:history="1">
         <w:r>
           <w:rPr>
             <w:rStyle w:val="Hyperlink"/>
             <w:rFonts w:hint="cs"/>
             <w:rtl/>
+            <w:lang w:bidi="ar-AE"/>
           </w:rPr>
-          <w:t>المسيح في الوسط</w:t>
+          <w:t>المسيح في كلا العهدين</w:t>
         </w:r>
       </w:hyperlink>
-      <w:r>
-        <w:rPr>
-          <w:rFonts w:hint="cs"/>
-          <w:rtl/>
-        </w:rPr>
-        <w:t xml:space="preserve"> </w:t>
-      </w:r>
-      <w:r>
-        <w:rPr>
-          <w:rtl/>
+    </w:p>
+    <w:p>
+      <w:pPr>
+        <w:rPr>
+          <w:rtl/>
+          <w:lang w:bidi="ar-AE"/>
+        </w:rPr>
+      </w:pPr>
+      <w:r>
+        <w:rPr>
+          <w:lang w:bidi="ar-AE"/>
+        </w:rPr>
+        <w:t>F. J. Meldau</w:t>
+      </w:r>
+    </w:p>
+    <w:p>
+      <w:pPr>
+        <w:rPr>
+          <w:rtl/>
+          <w:lang w:bidi="ar-AE"/>
+        </w:rPr>
+      </w:pPr>
+      <w:r>
+        <w:rPr>
+          <w:rFonts w:hint="cs"/>
+          <w:rtl/>
+          <w:lang w:bidi="ar-AE"/>
+        </w:rPr>
+        <w:t>المضمون</w:t>
+      </w:r>
+    </w:p>
+    <w:p>
+      <w:pPr>
+        <w:rPr>
+          <w:rtl/>
+          <w:lang w:bidi="ar-AE"/>
+        </w:rPr>
+      </w:pPr>
+      <w:r>
+        <w:rPr>
+          <w:rFonts w:hint="cs"/>
+          <w:rtl/>
+          <w:lang w:bidi="ar-AE"/>
+        </w:rPr>
+        <w:t>تمهيد</w:t>
+      </w:r>
+    </w:p>
+    <w:p>
+      <w:pPr>
+        <w:rPr>
+          <w:rtl/>
+          <w:lang w:bidi="ar-AE"/>
+        </w:rPr>
+      </w:pPr>
+      <w:r>
+        <w:rPr>
+          <w:rFonts w:hint="cs"/>
+          <w:rtl/>
+          <w:lang w:bidi="ar-AE"/>
+        </w:rPr>
+        <w:t>البرهان الذي يؤكّد على المسيا</w:t>
+      </w:r>
+    </w:p>
+    <w:p>
+      <w:pPr>
+        <w:rPr>
+          <w:rtl/>
+          <w:lang w:bidi="ar-AE"/>
+        </w:rPr>
+      </w:pPr>
+      <w:r>
+        <w:rPr>
+          <w:rFonts w:hint="cs"/>
+          <w:rtl/>
+          <w:lang w:bidi="ar-AE"/>
+        </w:rPr>
+        <w:t xml:space="preserve">نبوات عن </w:t>
+      </w:r>
+      <w:r>
+        <w:rPr>
+          <w:rFonts w:hint="cs"/>
+          <w:rtl/>
+          <w:lang w:bidi="ar-AE"/>
+        </w:rPr>
+        <w:t>ح</w:t>
+      </w:r>
+      <w:r>
+        <w:rPr>
+          <w:rFonts w:hint="cs"/>
+          <w:rtl/>
+          <w:lang w:bidi="ar-AE"/>
+        </w:rPr>
+        <w:t>ياة المسيا وخدمته</w:t>
+      </w:r>
+    </w:p>
+    <w:p>
+      <w:pPr>
+        <w:rPr>
+          <w:rtl/>
+          <w:lang w:bidi="ar-AE"/>
+        </w:rPr>
+      </w:pPr>
+      <w:r>
+        <w:rPr>
+          <w:rFonts w:hint="cs"/>
+          <w:rtl/>
+          <w:lang w:bidi="ar-AE"/>
+        </w:rPr>
+        <w:t>تعقيدات نبوية في النبوات عن المسيح</w:t>
+      </w:r>
+    </w:p>
+    <w:p>
+      <w:pPr>
+        <w:rPr>
+          <w:rtl/>
+          <w:lang w:bidi="ar-AE"/>
+        </w:rPr>
+      </w:pPr>
+      <w:r>
+        <w:rPr>
+          <w:rFonts w:hint="cs"/>
+          <w:rtl/>
+          <w:lang w:bidi="ar-AE"/>
+        </w:rPr>
+        <w:t>نبوات عن آلام المسيا، موته وقيامته</w:t>
+      </w:r>
+    </w:p>
+    <w:p>
+      <w:pPr>
+        <w:rPr>
+          <w:rtl/>
+          <w:lang w:bidi="ar-AE"/>
+        </w:rPr>
+      </w:pPr>
+      <w:r>
+        <w:rPr>
+          <w:rFonts w:hint="cs"/>
+          <w:rtl/>
+          <w:lang w:bidi="ar-AE"/>
+        </w:rPr>
+        <w:t>نبوات حول موقف المسيح كالمسيا</w:t>
+      </w:r>
+    </w:p>
+    <w:p>
+      <w:pPr>
+        <w:rPr>
+          <w:rtl/>
+          <w:lang w:bidi="ar-AE"/>
+        </w:rPr>
+      </w:pPr>
+      <w:r>
+        <w:rPr>
+          <w:rFonts w:hint="cs"/>
+          <w:rtl/>
+          <w:lang w:bidi="ar-AE"/>
+        </w:rPr>
+        <w:t>ألوهية المسيا في العهدين</w:t>
+      </w:r>
+    </w:p>
+    <w:p>
+      <w:pPr>
+        <w:rPr>
+          <w:rtl/>
+          <w:lang w:bidi="ar-AE"/>
+        </w:rPr>
+      </w:pPr>
+      <w:r>
+        <w:rPr>
+          <w:rFonts w:hint="cs"/>
+          <w:rtl/>
+          <w:lang w:bidi="ar-AE"/>
+        </w:rPr>
+        <w:t>صور تقليدية ونبوات غير مباشرة عن المسيا</w:t>
+      </w:r>
+    </w:p>
+    <w:p>
+      <w:pPr>
+        <w:rPr>
+          <w:rtl/>
+          <w:lang w:bidi="ar-AE"/>
+        </w:rPr>
+        <w:sectPr>
+          <w:pgSz w:w="11906" w:h="16838"/>
+          <w:pgMar w:top="1440" w:right="1800" w:bottom="1440" w:left="1800" w:header="708" w:footer="708" w:gutter="0"/>
+          <w:cols w:space="708"/>
+          <w:bidi/>
+          <w:rtlGutter/>
+          <w:docGrid w:linePitch="360"/>
+        </w:sectPr>
+      </w:pPr>
+      <w:r>
+        <w:rPr>
+          <w:rFonts w:hint="cs"/>
+          <w:rtl/>
+          <w:lang w:bidi="ar-AE"/>
+        </w:rPr>
+        <w:t>كلمة ختام</w:t>
+      </w:r>
+    </w:p>
+    <w:p>
+      <w:pPr>
+        <w:rPr>
+          <w:rtl/>
+          <w:lang w:bidi="ar-AE"/>
+        </w:rPr>
+        <w:sectPr>
+          <w:pgSz w:w="11906" w:h="16838"/>
+          <w:pgMar w:top="1440" w:right="1800" w:bottom="1440" w:left="1800" w:header="708" w:footer="708" w:gutter="0"/>
+          <w:cols w:space="708"/>
+          <w:bidi/>
+          <w:rtlGutter/>
+          <w:docGrid w:linePitch="360"/>
+        </w:sectPr>
+      </w:pPr>
+      <w:r>
+        <w:rPr>
+          <w:rFonts w:hint="cs"/>
+          <w:rtl/>
+          <w:lang w:bidi="ar-AE"/>
+        </w:rPr>
+        <w:lastRenderedPageBreak/>
+        <w:t>"عنه يشهد جميع الأنبياء" (أعمال الرسل 10: 43). "في الكتاب مكتوب عني" (مزمور 40: 8؛ عبرانيين 10: 7).</w:t>
+      </w:r>
+    </w:p>
+    <w:p>
+      <w:pPr>
+        <w:rPr>
+          <w:rtl/>
+          <w:lang w:bidi="ar-AE"/>
+        </w:rPr>
+      </w:pPr>
+      <w:r>
+        <w:rPr>
+          <w:rFonts w:hint="cs"/>
+          <w:rtl/>
+          <w:lang w:bidi="ar-AE"/>
+        </w:rPr>
+        <w:lastRenderedPageBreak/>
+        <w:t>تمهيد</w:t>
+      </w:r>
+    </w:p>
+    <w:p>
+      <w:pPr>
+        <w:rPr>
+          <w:rtl/>
+          <w:lang w:bidi="ar-AE"/>
+        </w:rPr>
+      </w:pPr>
+      <w:r>
+        <w:rPr>
+          <w:rFonts w:hint="cs"/>
+          <w:rtl/>
+          <w:lang w:bidi="ar-AE"/>
+        </w:rPr>
+        <w:t xml:space="preserve">أكثر دراما مدهشة بدت في يوم ما للفكر البشري </w:t>
+      </w:r>
+      <w:r>
+        <w:rPr>
+          <w:rtl/>
+          <w:lang w:bidi="ar-AE"/>
         </w:rPr>
         <w:t>–</w:t>
       </w:r>
@@ -35,369 +287,393 @@
         <w:rPr>
           <w:rFonts w:hint="cs"/>
           <w:rtl/>
-        </w:rPr>
-        <w:t xml:space="preserve"> لماذا علينا أن نجتمع باسم يسوع فقط؟</w:t>
-      </w:r>
-    </w:p>
-    <w:p>
-      <w:pPr>
-        <w:rPr>
-          <w:rtl/>
-        </w:rPr>
-      </w:pPr>
-      <w:r>
-        <w:rPr>
-          <w:rFonts w:hint="cs"/>
-          <w:rtl/>
-        </w:rPr>
-        <w:t>البشير بالخلاص في المسيح 1881</w:t>
-      </w:r>
-    </w:p>
-    <w:p>
-      <w:pPr>
-        <w:rPr>
-          <w:rtl/>
-        </w:rPr>
-      </w:pPr>
-      <w:r>
-        <w:t>Charles Stanley</w:t>
-      </w:r>
-    </w:p>
-    <w:p>
-      <w:pPr>
-        <w:rPr>
-          <w:rtl/>
-        </w:rPr>
-      </w:pPr>
-      <w:r>
-        <w:rPr>
-          <w:rFonts w:hint="cs"/>
-          <w:rtl/>
-        </w:rPr>
-        <w:t>جزء 1/ 2</w:t>
-      </w:r>
-    </w:p>
-    <w:p>
-      <w:pPr>
-        <w:rPr>
-          <w:rtl/>
-        </w:rPr>
-      </w:pPr>
-      <w:r>
-        <w:rPr>
-          <w:rFonts w:hint="cs"/>
-          <w:rtl/>
-        </w:rPr>
-        <w:t xml:space="preserve">هذا السؤال وما شابهه كثيرًا ما تُطرَح على كل الذين يجتمعون باسم الرب يسوع. لقد كُتبت التأملات التالية لنشر النور </w:t>
-      </w:r>
-      <w:r>
-        <w:rPr>
-          <w:rtl/>
-        </w:rPr>
-        <w:t xml:space="preserve">بنعمة الله </w:t>
-      </w:r>
-      <w:r>
-        <w:rPr>
-          <w:rFonts w:hint="cs"/>
-          <w:rtl/>
-        </w:rPr>
-        <w:t>حول هذا الموضوع ولتكون مفيدة لكل واحد من أولاده المحبوبين بأن يُصدر حُكمًا صحيحًا فيه.</w:t>
-      </w:r>
-    </w:p>
-    <w:p>
-      <w:pPr>
-        <w:rPr>
-          <w:rtl/>
-        </w:rPr>
-      </w:pPr>
-      <w:r>
-        <w:rPr>
-          <w:rFonts w:hint="cs"/>
-          <w:rtl/>
-        </w:rPr>
-        <w:t>أولاً إنه استحقاق المسيح الذي يجمعنا من حول شخصه. إنه الله الذي "</w:t>
-      </w:r>
-      <w:r>
-        <w:rPr>
-          <w:rtl/>
-        </w:rPr>
-        <w:t xml:space="preserve"> </w:t>
-      </w:r>
-      <w:r>
-        <w:rPr>
-          <w:rtl/>
-        </w:rPr>
-        <w:t xml:space="preserve">رَفَّعَهُ </w:t>
-      </w:r>
-      <w:r>
-        <w:rPr>
-          <w:rFonts w:hint="cs"/>
-          <w:rtl/>
-        </w:rPr>
-        <w:t>..</w:t>
-      </w:r>
-      <w:r>
-        <w:rPr>
-          <w:rtl/>
-        </w:rPr>
-        <w:t xml:space="preserve"> أَيْضًا، وَأَعْطَاهُ اسْمًا فَوْقَ كُلِّ اسْمٍ </w:t>
-      </w:r>
-      <w:r>
-        <w:rPr>
-          <w:rFonts w:hint="cs"/>
-          <w:rtl/>
-        </w:rPr>
-        <w:t>...</w:t>
-      </w:r>
-      <w:r>
-        <w:rPr>
-          <w:rtl/>
-        </w:rPr>
-        <w:t xml:space="preserve"> وَيَعْتَرِفَ كُلُّ لِسَانٍ أَنَّ يَسُوعَ الْمَسِيحَ هُوَ رَبٌّ لِمَجْدِ اللهِ الآبِ.</w:t>
-      </w:r>
-      <w:r>
-        <w:rPr>
-          <w:rFonts w:hint="cs"/>
-          <w:rtl/>
-        </w:rPr>
-        <w:t>" (فيلبي 2: 9، 11)</w:t>
-      </w:r>
-      <w:r>
-        <w:rPr>
-          <w:rFonts w:hint="cs"/>
-          <w:rtl/>
-        </w:rPr>
-        <w:t>. لقد كان من دواعي سرور إلهنا وأبينا بأن يُكرمه "</w:t>
-      </w:r>
-      <w:r>
-        <w:rPr>
-          <w:rtl/>
-        </w:rPr>
-        <w:t xml:space="preserve"> </w:t>
-      </w:r>
-      <w:r>
-        <w:rPr>
-          <w:rtl/>
-        </w:rPr>
-        <w:t>هُوَ رَأْسُ الْجَسَدِ: الْكَنِيسَةِ. الَّذِي هُوَ الْبَدَاءَةُ، بِكْرٌ مِنَ الأَمْوَاتِ، لِكَيْ يَكُونَ هُوَ مُتَقَدِّمًا فِي كُلِّ شَيْءٍ.</w:t>
-      </w:r>
-      <w:r>
-        <w:rPr>
-          <w:rFonts w:hint="cs"/>
-          <w:rtl/>
-        </w:rPr>
-        <w:t>" (كولوسي 1: 18). بهذا الاسم الذي هو غالي على كل مؤمن، اجتمع جميع المسيحيين  في أيام الرسل؛ وما الذي لاحظه يوحنا، عبد يسوع المسيح، حينما رُفع عن عينيه برقع المستقبل؟ لقد رأى يسوع وقال: "</w:t>
-      </w:r>
-      <w:r>
-        <w:rPr>
-          <w:rtl/>
-        </w:rPr>
-        <w:t xml:space="preserve"> </w:t>
-      </w:r>
-      <w:r>
-        <w:rPr>
-          <w:rtl/>
-        </w:rPr>
-        <w:t xml:space="preserve">وَوَجْهُهُ كَالشَّمْسِ وَهِيَ تُضِيءُ فِي قُوَّتِهَا.  </w:t>
-      </w:r>
-      <w:r>
-        <w:rPr>
-          <w:rFonts w:ascii="Times New Roman" w:hAnsi="Times New Roman" w:cs="Times New Roman" w:hint="cs"/>
-          <w:rtl/>
-        </w:rPr>
-        <w:t>​</w:t>
-      </w:r>
-      <w:r>
-        <w:rPr>
-          <w:rtl/>
-        </w:rPr>
-        <w:t>17</w:t>
-      </w:r>
-      <w:r>
-        <w:rPr>
-          <w:rFonts w:ascii="Times New Roman" w:hAnsi="Times New Roman" w:cs="Times New Roman" w:hint="cs"/>
-          <w:rtl/>
-        </w:rPr>
-        <w:t>​</w:t>
-      </w:r>
-      <w:r>
-        <w:rPr>
-          <w:rtl/>
-        </w:rPr>
-        <w:t xml:space="preserve"> </w:t>
-      </w:r>
-      <w:r>
-        <w:rPr>
-          <w:rFonts w:ascii="Times New Roman" w:hAnsi="Times New Roman" w:cs="Times New Roman" w:hint="cs"/>
-          <w:rtl/>
-        </w:rPr>
-        <w:t>​</w:t>
-      </w:r>
-      <w:r>
-        <w:rPr>
-          <w:rFonts w:hint="cs"/>
-          <w:rtl/>
-        </w:rPr>
-        <w:t>فَلَمَّا</w:t>
-      </w:r>
-      <w:r>
-        <w:rPr>
-          <w:rtl/>
-        </w:rPr>
-        <w:t xml:space="preserve"> </w:t>
-      </w:r>
-      <w:r>
-        <w:rPr>
-          <w:rFonts w:hint="cs"/>
-          <w:rtl/>
-        </w:rPr>
-        <w:t>رَأَيْتُهُ</w:t>
-      </w:r>
-      <w:r>
-        <w:rPr>
-          <w:rtl/>
-        </w:rPr>
-        <w:t xml:space="preserve"> </w:t>
-      </w:r>
-      <w:r>
-        <w:rPr>
-          <w:rFonts w:hint="cs"/>
-          <w:rtl/>
-        </w:rPr>
-        <w:t>سَقَطْتُ</w:t>
-      </w:r>
-      <w:r>
-        <w:rPr>
-          <w:rtl/>
-        </w:rPr>
-        <w:t xml:space="preserve"> </w:t>
-      </w:r>
-      <w:r>
-        <w:rPr>
-          <w:rFonts w:hint="cs"/>
-          <w:rtl/>
-        </w:rPr>
-        <w:t>عِنْدَ</w:t>
-      </w:r>
-      <w:r>
-        <w:rPr>
-          <w:rtl/>
-        </w:rPr>
-        <w:t xml:space="preserve"> </w:t>
-      </w:r>
-      <w:r>
-        <w:rPr>
-          <w:rFonts w:hint="cs"/>
-          <w:rtl/>
-        </w:rPr>
-        <w:t>رِجْلَيْهِ</w:t>
-      </w:r>
-      <w:r>
-        <w:rPr>
-          <w:rtl/>
-        </w:rPr>
-        <w:t xml:space="preserve"> </w:t>
-      </w:r>
-      <w:r>
-        <w:rPr>
-          <w:rFonts w:hint="cs"/>
-          <w:rtl/>
-        </w:rPr>
-        <w:t>كَمَيِّتٍ،</w:t>
-      </w:r>
-      <w:r>
-        <w:rPr>
-          <w:rtl/>
-        </w:rPr>
-        <w:t xml:space="preserve"> </w:t>
-      </w:r>
-      <w:r>
-        <w:rPr>
-          <w:rFonts w:hint="cs"/>
-          <w:rtl/>
-        </w:rPr>
-        <w:t>فَوَضَعَ</w:t>
-      </w:r>
-      <w:r>
-        <w:rPr>
-          <w:rtl/>
-        </w:rPr>
-        <w:t xml:space="preserve"> </w:t>
-      </w:r>
-      <w:r>
-        <w:rPr>
-          <w:rFonts w:hint="cs"/>
-          <w:rtl/>
-        </w:rPr>
-        <w:t>يَدَهُ</w:t>
-      </w:r>
-      <w:r>
-        <w:rPr>
-          <w:rtl/>
-        </w:rPr>
-        <w:t xml:space="preserve"> </w:t>
-      </w:r>
-      <w:r>
-        <w:rPr>
-          <w:rFonts w:hint="cs"/>
-          <w:rtl/>
-        </w:rPr>
-        <w:t>الْ</w:t>
-      </w:r>
-      <w:r>
-        <w:rPr>
-          <w:rtl/>
-        </w:rPr>
-        <w:t>يُمْنَى عَلَيَّ قَائِلاً لِي:«لاَ تَخَفْ، أَنَا هُوَ الأَوَّلُ وَالآخِرُ،</w:t>
-      </w:r>
-      <w:r>
-        <w:rPr>
-          <w:rFonts w:hint="cs"/>
-          <w:rtl/>
-        </w:rPr>
-        <w:t>" (</w:t>
-      </w:r>
-      <w:hyperlink r:id="rId5" w:anchor=":~:text=1%2C16%E2%80%9317).-,%E2%80%9EEine%20T%C3%BCr%20wurde,-aufgetan%20in%20dem" w:history="1">
-        <w:r>
-          <w:rPr>
-            <w:rStyle w:val="Hyperlink"/>
-            <w:rFonts w:hint="cs"/>
-            <w:rtl/>
-          </w:rPr>
-          <w:t>رؤيا</w:t>
-        </w:r>
-      </w:hyperlink>
-      <w:r>
-        <w:rPr>
-          <w:rFonts w:hint="cs"/>
-          <w:rtl/>
-        </w:rPr>
-        <w:t xml:space="preserve"> 1: 16 </w:t>
-      </w:r>
-      <w:r>
-        <w:rPr>
-          <w:rtl/>
-        </w:rPr>
-        <w:t>–</w:t>
-      </w:r>
-      <w:r>
-        <w:rPr>
-          <w:rFonts w:hint="cs"/>
-          <w:rtl/>
-        </w:rPr>
-        <w:t xml:space="preserve"> 17).</w:t>
-      </w:r>
-    </w:p>
-    <w:p>
-      <w:pPr>
-        <w:rPr>
-          <w:rFonts w:hint="cs"/>
-        </w:rPr>
-      </w:pPr>
+          <w:lang w:bidi="ar-AE"/>
+        </w:rPr>
+        <w:t xml:space="preserve"> دراما موصوفة في نبوة العهد القديم وفي السيرة الحياتية في الأناجيل الأربعة -، هي قصة يسوع المسيح. إنه حدث </w:t>
+      </w:r>
+      <w:r>
+        <w:rPr>
+          <w:rFonts w:hint="cs"/>
+          <w:rtl/>
+          <w:lang w:bidi="ar-AE"/>
+        </w:rPr>
+        <w:t>بارز بين أحداث كثيرة يجعله متفردًا عنها. إنه هذا: إنه إنسان واحد فقط الذي يوجد عنه في كل تاريخ العالم تفاصيل واضحة، تم التنبؤ عنها بدقة عن ولادته، حياته، موته وقيامته. هذه البيانات تم تسجيلها في مستندات تم نشرها علانية قبل قرون من ظهوره. ولا أي شخص يشكك أو يمكنه أن يشكك بأن هذه المستندات كانت منتشرة قبل ولادته بكثير على نطاق واسع. كل شخص بوسعه أن يقارن حقيقة الأخبار عن حياته بهذه المستندات القديمة. إنه سيجد بأنها تتفق معها تمامًا. والتحدي في هذا العجب هو أن هذا قد حدث في كل تاريخ البشرية مع إنسان واحد ووحيد" (</w:t>
+      </w:r>
+      <w:r>
+        <w:rPr>
+          <w:rtl/>
+          <w:lang w:bidi="ar-AE"/>
+        </w:rPr>
+        <w:t>(</w:t>
+      </w:r>
+      <w:r>
+        <w:rPr>
+          <w:lang w:bidi="ar-AE"/>
+        </w:rPr>
+        <w:t>D. M. Panton</w:t>
+      </w:r>
+      <w:r>
+        <w:rPr>
+          <w:rFonts w:hint="cs"/>
+          <w:rtl/>
+          <w:lang w:bidi="ar-AE"/>
+        </w:rPr>
+        <w:t>)</w:t>
+      </w:r>
+      <w:r>
+        <w:rPr>
+          <w:rStyle w:val="FootnoteReference"/>
+          <w:rtl/>
+          <w:lang w:bidi="ar-AE"/>
+        </w:rPr>
+        <w:footnoteReference w:id="1"/>
+      </w:r>
+      <w:r>
+        <w:rPr>
+          <w:rFonts w:hint="cs"/>
+          <w:rtl/>
+          <w:lang w:bidi="ar-AE"/>
+        </w:rPr>
+        <w:t>.</w:t>
+      </w:r>
+    </w:p>
+    <w:p>
+      <w:pPr>
+        <w:rPr>
+          <w:rtl/>
+          <w:lang w:bidi="ar-AE"/>
+        </w:rPr>
+      </w:pPr>
+      <w:r>
+        <w:rPr>
+          <w:rFonts w:hint="cs"/>
+          <w:rtl/>
+          <w:lang w:bidi="ar-AE"/>
+        </w:rPr>
+        <w:t>ولكي نُلفت الانتباه إلى هذا العجب الأدبي الذي لا مثيل له، فتفكر للحظة: مَن كان بوسعه أن يسجّل في أي زمان كان بشكل مسبق حياة جورج واشنطن أو ابراهام لنكولن أو أي إنسان آخر ما قبل خمس مئة عام من مولده؟ إننا ولا في أي من الكتب نجد في العالم، إن كانت علمانية أو دينية قطعتين عن هذا العجب المدهش من حياة المسيح التي تم مسبقًا وصفها. "إن إيحاء هذا السجل أتى من المنصة السماوية وليس من استوديو لفنان أرضي" (</w:t>
+      </w:r>
+      <w:r>
+        <w:rPr>
+          <w:lang w:bidi="ar-AE"/>
+        </w:rPr>
+        <w:t>A. T. Pierson</w:t>
+      </w:r>
+      <w:r>
+        <w:rPr>
+          <w:rFonts w:hint="cs"/>
+          <w:rtl/>
+          <w:lang w:bidi="ar-AE"/>
+        </w:rPr>
+        <w:t>). إن عجيبة حياة المسيح الموصوفة بصورة مسبقة</w:t>
+      </w:r>
+      <w:r>
+        <w:rPr>
+          <w:rFonts w:hint="cs"/>
+          <w:rtl/>
+          <w:lang w:bidi="ar-AE"/>
+        </w:rPr>
+        <w:t xml:space="preserve"> وتحققها الكامل في يسوع الناصري هي ملفتة للنظر لأقصى الحدود: "إنه لم يكن إلا تنبؤ إلهي الذي استطاع أن يتنبأ، وليس إلا قدرة إلهية التي استطاعت تحقيقه." بالنظر إلى كامل الاستدلال لا بد وأن يُصادق كل قارئ مفكر بأن: "لم تأتِ نبوة</w:t>
+      </w:r>
+      <w:r>
+        <w:rPr>
+          <w:rFonts w:hint="cs"/>
+          <w:rtl/>
+          <w:lang w:bidi="ar-AE"/>
+        </w:rPr>
+        <w:t xml:space="preserve"> قط</w:t>
+      </w:r>
+      <w:r>
+        <w:rPr>
+          <w:rFonts w:hint="cs"/>
+          <w:rtl/>
+          <w:lang w:bidi="ar-AE"/>
+        </w:rPr>
+        <w:t xml:space="preserve"> بمشيئة إنسان؛ وإنما</w:t>
+      </w:r>
+      <w:r>
+        <w:rPr>
+          <w:rFonts w:hint="cs"/>
+          <w:rtl/>
+          <w:lang w:bidi="ar-AE"/>
+        </w:rPr>
+        <w:t xml:space="preserve"> تكلم</w:t>
+      </w:r>
+      <w:r>
+        <w:rPr>
+          <w:rFonts w:hint="cs"/>
+          <w:rtl/>
+          <w:lang w:bidi="ar-AE"/>
+        </w:rPr>
+        <w:t xml:space="preserve"> أناس مسوقين بالروح القدس باسم الله" (2. بطرس 1: 21).</w:t>
+      </w:r>
+    </w:p>
+    <w:p>
+      <w:pPr>
+        <w:rPr>
+          <w:rtl/>
+          <w:lang w:bidi="ar-AE"/>
+        </w:rPr>
+      </w:pPr>
+      <w:r>
+        <w:rPr>
+          <w:rFonts w:hint="cs"/>
+          <w:rtl/>
+          <w:lang w:bidi="ar-AE"/>
+        </w:rPr>
+        <w:t>إن هذا الحدث يُشير إلى أربع حقائق</w:t>
+      </w:r>
+    </w:p>
+    <w:p>
+      <w:pPr>
+        <w:rPr>
+          <w:rtl/>
+          <w:lang w:bidi="ar-AE"/>
+        </w:rPr>
+      </w:pPr>
+      <w:r>
+        <w:rPr>
+          <w:rFonts w:hint="cs"/>
+          <w:rtl/>
+          <w:lang w:bidi="ar-AE"/>
+        </w:rPr>
+        <w:t>دون أي اختلاف أو تغيير بين نبوات العهد القديم عن المسيا الآتي والتتميم الحادث في العهد الجديد في يسوع الناصري يصل المرء بشكل لا إرادي</w:t>
+      </w:r>
+      <w:r>
+        <w:rPr>
+          <w:rFonts w:hint="cs"/>
+          <w:rtl/>
+          <w:lang w:bidi="ar-AE"/>
+        </w:rPr>
+        <w:t xml:space="preserve"> إلى الاستنتاج، بأن "اليد التي رسمت الصورة في النبوة هي التي شكلت أيضًا السجل في التاريخ". النتيجة الحتمية من هذا العجب هي أربعة:</w:t>
+      </w:r>
+    </w:p>
+    <w:p>
+      <w:pPr>
+        <w:rPr>
+          <w:rtl/>
+          <w:lang w:bidi="ar-AE"/>
+        </w:rPr>
+      </w:pPr>
+      <w:r>
+        <w:rPr>
+          <w:rFonts w:hint="cs"/>
+          <w:rtl/>
+          <w:lang w:bidi="ar-AE"/>
+        </w:rPr>
+        <w:t>1. إنه يبرهن بأن الكتاب المقدس هو كلمة الله الموحى بها؛ لأن الإنسان المعتمد على نفسه لا هو قادر أن يستوعب هذا العجب الأدبي ولا على تحقيقه.</w:t>
+      </w:r>
+    </w:p>
+    <w:p>
+      <w:pPr>
+        <w:rPr>
+          <w:rtl/>
+          <w:lang w:bidi="ar-AE"/>
+        </w:rPr>
+      </w:pPr>
+      <w:r>
+        <w:rPr>
+          <w:rFonts w:hint="cs"/>
+          <w:rtl/>
+          <w:lang w:bidi="ar-AE"/>
+        </w:rPr>
+        <w:t>2. إنه يبرهن بأن إله الكتاب المقدس، الوحيد الذي يعرف النهاية من البداية وله القدرة على تحقيق كل كلمته، هو الله الحي الحقيقي.</w:t>
+      </w:r>
+    </w:p>
+    <w:p>
+      <w:pPr>
+        <w:rPr>
+          <w:rtl/>
+          <w:lang w:bidi="ar-AE"/>
+        </w:rPr>
+      </w:pPr>
+      <w:r>
+        <w:rPr>
+          <w:rFonts w:hint="cs"/>
+          <w:rtl/>
+          <w:lang w:bidi="ar-AE"/>
+        </w:rPr>
+        <w:lastRenderedPageBreak/>
+        <w:t>3. إنه يبرهن بأن إله الكتاب المقدس هو العليم بكل شيء؛ لأنه قادر على التنبؤ بالمستقبل والذي له صلة بعدد لا حصر له من الناس الذين لهم حرية التصرف وهم كائنات عاقلة. هو كلي القدرة، إذ أنه قادر على تنفيذ كلمته الكاملة وسط عصيان واسع الانتشار، وسط لامبالاة الناس وتمردهم.</w:t>
+      </w:r>
+    </w:p>
+    <w:p>
+      <w:pPr>
+        <w:rPr>
+          <w:rtl/>
+          <w:lang w:bidi="ar-AE"/>
+        </w:rPr>
+      </w:pPr>
+      <w:r>
+        <w:rPr>
+          <w:rFonts w:hint="cs"/>
+          <w:rtl/>
+          <w:lang w:bidi="ar-AE"/>
+        </w:rPr>
+        <w:t>4. إنه يُري بأن يسوع الناصري الذي حقق بشكل كامل وكلي كل نبوات العهد القديم، هو المسيا فعلاً</w:t>
+      </w:r>
+      <w:r>
+        <w:rPr>
+          <w:rFonts w:hint="cs"/>
+          <w:rtl/>
+          <w:lang w:bidi="ar-AE"/>
+        </w:rPr>
+        <w:t>، مخلّص العالم، ابن الله الحي.</w:t>
+      </w:r>
+    </w:p>
+    <w:p>
+      <w:pPr>
+        <w:rPr>
+          <w:rtl/>
+          <w:lang w:bidi="ar-AE"/>
+        </w:rPr>
+      </w:pPr>
+      <w:r>
+        <w:rPr>
+          <w:rFonts w:hint="cs"/>
+          <w:rtl/>
+          <w:lang w:bidi="ar-AE"/>
+        </w:rPr>
+        <w:t>المسيح هو محور التاريخ.</w:t>
+      </w:r>
+    </w:p>
+    <w:p>
+      <w:pPr>
+        <w:rPr>
+          <w:rtl/>
+          <w:lang w:bidi="ar-AE"/>
+        </w:rPr>
+      </w:pPr>
+      <w:r>
+        <w:rPr>
+          <w:rFonts w:hint="cs"/>
+          <w:rtl/>
+          <w:lang w:bidi="ar-AE"/>
+        </w:rPr>
+        <w:t>بهذا يرى المرء المسيح كمحور كل التاريخ كما ومركز موضوع الكتاب المقدس. "مسيح العهد الجديد في ثمر شجرة النبوة، والمسيحية هي تحقيق مخطط مَن رُسمت مقتطفاته ما قبل أكثر من 1500 عام</w:t>
+      </w:r>
+      <w:r>
+        <w:rPr>
+          <w:rStyle w:val="FootnoteReference"/>
+          <w:rtl/>
+          <w:lang w:bidi="ar-AE"/>
+        </w:rPr>
+        <w:footnoteReference w:id="2"/>
+      </w:r>
+      <w:r>
+        <w:rPr>
+          <w:rFonts w:hint="cs"/>
+          <w:rtl/>
+          <w:lang w:bidi="ar-AE"/>
+        </w:rPr>
+        <w:t>."</w:t>
+      </w:r>
+    </w:p>
+    <w:p>
+      <w:pPr>
+        <w:rPr>
+          <w:rtl/>
+          <w:lang w:bidi="ar-AE"/>
+        </w:rPr>
+      </w:pPr>
+      <w:r>
+        <w:rPr>
+          <w:rFonts w:hint="cs"/>
+          <w:rtl/>
+          <w:lang w:bidi="ar-AE"/>
+        </w:rPr>
+        <w:t>نبوة تحققت موجودة في الكتاب المقدس فقط.</w:t>
+      </w:r>
+    </w:p>
+    <w:p>
+      <w:pPr>
+        <w:rPr>
+          <w:lang w:bidi="ar-AE"/>
+        </w:rPr>
+      </w:pPr>
+      <w:r>
+        <w:rPr>
+          <w:rFonts w:hint="cs"/>
+          <w:rtl/>
+          <w:lang w:bidi="ar-AE"/>
+        </w:rPr>
+        <w:t xml:space="preserve">إن حقيقة النبوة المحققة موجودة فقط في الكتاب المقدس وحده؛ لأجل ذلك فهي تقدم برهان الوحي الإلهي؛ الذي هو </w:t>
+      </w:r>
+      <w:r>
+        <w:rPr>
+          <w:rFonts w:hint="cs"/>
+          <w:rtl/>
+          <w:lang w:bidi="ar-AE"/>
+        </w:rPr>
+        <w:t>إ</w:t>
+      </w:r>
+      <w:r>
+        <w:rPr>
+          <w:rFonts w:hint="cs"/>
+          <w:rtl/>
+          <w:lang w:bidi="ar-AE"/>
+        </w:rPr>
+        <w:t>يجابي، نهائي وساحق. باختصار فالأمر هو عن الجدل التالي: لا يوجد إنسان دون معونة الوحي الإلهي يعلم مسبقًا بالمستبقل؛ لأنه حائط لا يمكن اجتيازه، "</w:t>
+      </w:r>
+      <w:r>
+        <w:rPr>
+          <w:rFonts w:hint="cs"/>
+          <w:rtl/>
+          <w:lang w:bidi="ar-AE"/>
+        </w:rPr>
+        <w:t>ستار</w:t>
+      </w:r>
+      <w:r>
+        <w:rPr>
+          <w:rFonts w:hint="cs"/>
+          <w:rtl/>
+          <w:lang w:bidi="ar-AE"/>
+        </w:rPr>
+        <w:t xml:space="preserve"> من حديد" حقيقي لجميع البشرية. فقط الله</w:t>
+      </w:r>
+      <w:r>
+        <w:rPr>
+          <w:rFonts w:hint="cs"/>
+          <w:rtl/>
+          <w:lang w:bidi="ar-AE"/>
+        </w:rPr>
+        <w:t xml:space="preserve"> وحده</w:t>
+      </w:r>
+      <w:r>
+        <w:rPr>
+          <w:rFonts w:hint="cs"/>
+          <w:rtl/>
+          <w:lang w:bidi="ar-AE"/>
+        </w:rPr>
+        <w:t xml:space="preserve"> الكلي القدرة وكلي العلم الذي يقدر أن يتنبأ بالمستقبل دون خطأ. </w:t>
+      </w:r>
+      <w:r>
+        <w:rPr>
+          <w:rFonts w:hint="cs"/>
+          <w:rtl/>
+          <w:lang w:bidi="ar-AE"/>
+        </w:rPr>
+        <w:t>إن استطاع إنسان أن يجد نبوة حقيقية (كما في الكتاب المقدس)، مع تحقق لحدوثها، بوقت كافٍ ما بين التنبؤ بها وتتميم حدوثها وبتفاصيل صريحة حتى يؤكد بأنه في النبوات لا يوجد أية حذلقة متطاولة، عندها سيكون الحال مثاليًا ولا يمكن دحضه. خذ بعين الاعتبار 400 عام تفصل ما بين آخر نبوة مسياوية في العهد القديم وتحقيقها في مسيح الأناجيل</w:t>
+      </w:r>
+      <w:r>
+        <w:rPr>
+          <w:rStyle w:val="FootnoteReference"/>
+          <w:rtl/>
+          <w:lang w:bidi="ar-AE"/>
+        </w:rPr>
+        <w:footnoteReference w:id="3"/>
+      </w:r>
+      <w:r>
+        <w:rPr>
+          <w:rFonts w:hint="cs"/>
+          <w:rtl/>
+          <w:lang w:bidi="ar-AE"/>
+        </w:rPr>
+        <w:t>.</w:t>
+      </w:r>
     </w:p>
     <w:sectPr>
       <w:pgSz w:w="11906" w:h="16838"/>
-      <w:pgMar w:top="1440" w:right="1440" w:bottom="1440" w:left="1440" w:header="708" w:footer="708" w:gutter="0"/>
+      <w:pgMar w:top="1440" w:right="1800" w:bottom="1440" w:left="1800" w:header="708" w:footer="708" w:gutter="0"/>
       <w:cols w:space="708"/>
       <w:bidi/>
       <w:rtlGutter/>
@@ -405,6 +681,347 @@
     </w:sectPr>
   </w:body>
 </w:document>
+</file>
+
+<file path=word/endnotes.xml><?xml version="1.0" encoding="utf-8"?>
+<w:endnotes xmlns:wpc="http://schemas.microsoft.com/office/word/2010/wordprocessingCanvas" xmlns:cx="http://schemas.microsoft.com/office/drawing/2014/chartex" xmlns:cx1="http://schemas.microsoft.com/office/drawing/2015/9/8/chartex" xmlns:cx2="http://schemas.microsoft.com/office/drawing/2015/10/21/chartex" xmlns:cx3="http://schemas.microsoft.com/office/drawing/2016/5/9/chartex" xmlns:cx4="http://schemas.microsoft.com/office/drawing/2016/5/10/chartex" xmlns:cx5="http://schemas.microsoft.com/office/drawing/2016/5/11/chartex" xmlns:cx6="http://schemas.microsoft.com/office/drawing/2016/5/12/chartex" xmlns:cx7="http://schemas.microsoft.com/office/drawing/2016/5/13/chartex" xmlns:cx8="http://schemas.microsoft.com/office/drawing/2016/5/14/chartex" xmlns:mc="http://schemas.openxmlformats.org/markup-compatibility/2006" xmlns:aink="http://schemas.microsoft.com/office/drawing/2016/ink" xmlns:am3d="http://schemas.microsoft.com/office/drawing/2017/model3d" xmlns:o="urn:schemas-microsoft-com:office:office" xmlns:r="http://schemas.openxmlformats.org/officeDocument/2006/relationships" xmlns:m="http://schemas.openxmlformats.org/officeDocument/2006/math" xmlns:v="urn:schemas-microsoft-com:vml" xmlns:wp14="http://schemas.microsoft.com/office/word/2010/wordprocessingDrawing" xmlns:wp="http://schemas.openxmlformats.org/drawingml/2006/wordprocessingDrawing" xmlns:w10="urn:schemas-microsoft-com:office:word" xmlns:w="http://schemas.openxmlformats.org/wordprocessingml/2006/main" xmlns:w14="http://schemas.microsoft.com/office/word/2010/wordml" xmlns:w15="http://schemas.microsoft.com/office/word/2012/wordml" xmlns:w16cex="http://schemas.microsoft.com/office/word/2018/wordml/cex" xmlns:w16cid="http://schemas.microsoft.com/office/word/2016/wordml/cid" xmlns:w16="http://schemas.microsoft.com/office/word/2018/wordml" xmlns:w16sdtdh="http://schemas.microsoft.com/office/word/2020/wordml/sdtdatahash" xmlns:w16se="http://schemas.microsoft.com/office/word/2015/wordml/symex" xmlns:wpg="http://schemas.microsoft.com/office/word/2010/wordprocessingGroup" xmlns:wpi="http://schemas.microsoft.com/office/word/2010/wordprocessingInk" xmlns:wne="http://schemas.microsoft.com/office/word/2006/wordml" xmlns:wps="http://schemas.microsoft.com/office/word/2010/wordprocessingShape" mc:Ignorable="w14 w15 w16se w16cid w16 w16cex w16sdtdh wp14">
+  <w:endnote w:type="separator" w:id="-1">
+    <w:p>
+      <w:pPr>
+        <w:spacing w:after="0" w:line="240" w:lineRule="auto"/>
+      </w:pPr>
+      <w:r>
+        <w:separator/>
+      </w:r>
+    </w:p>
+  </w:endnote>
+  <w:endnote w:type="continuationSeparator" w:id="0">
+    <w:p>
+      <w:pPr>
+        <w:spacing w:after="0" w:line="240" w:lineRule="auto"/>
+      </w:pPr>
+      <w:r>
+        <w:continuationSeparator/>
+      </w:r>
+    </w:p>
+  </w:endnote>
+</w:endnotes>
+</file>
+
+<file path=word/footnotes.xml><?xml version="1.0" encoding="utf-8"?>
+<w:footnotes xmlns:wpc="http://schemas.microsoft.com/office/word/2010/wordprocessingCanvas" xmlns:cx="http://schemas.microsoft.com/office/drawing/2014/chartex" xmlns:cx1="http://schemas.microsoft.com/office/drawing/2015/9/8/chartex" xmlns:cx2="http://schemas.microsoft.com/office/drawing/2015/10/21/chartex" xmlns:cx3="http://schemas.microsoft.com/office/drawing/2016/5/9/chartex" xmlns:cx4="http://schemas.microsoft.com/office/drawing/2016/5/10/chartex" xmlns:cx5="http://schemas.microsoft.com/office/drawing/2016/5/11/chartex" xmlns:cx6="http://schemas.microsoft.com/office/drawing/2016/5/12/chartex" xmlns:cx7="http://schemas.microsoft.com/office/drawing/2016/5/13/chartex" xmlns:cx8="http://schemas.microsoft.com/office/drawing/2016/5/14/chartex" xmlns:mc="http://schemas.openxmlformats.org/markup-compatibility/2006" xmlns:aink="http://schemas.microsoft.com/office/drawing/2016/ink" xmlns:am3d="http://schemas.microsoft.com/office/drawing/2017/model3d" xmlns:o="urn:schemas-microsoft-com:office:office" xmlns:r="http://schemas.openxmlformats.org/officeDocument/2006/relationships" xmlns:m="http://schemas.openxmlformats.org/officeDocument/2006/math" xmlns:v="urn:schemas-microsoft-com:vml" xmlns:wp14="http://schemas.microsoft.com/office/word/2010/wordprocessingDrawing" xmlns:wp="http://schemas.openxmlformats.org/drawingml/2006/wordprocessingDrawing" xmlns:w10="urn:schemas-microsoft-com:office:word" xmlns:w="http://schemas.openxmlformats.org/wordprocessingml/2006/main" xmlns:w14="http://schemas.microsoft.com/office/word/2010/wordml" xmlns:w15="http://schemas.microsoft.com/office/word/2012/wordml" xmlns:w16cex="http://schemas.microsoft.com/office/word/2018/wordml/cex" xmlns:w16cid="http://schemas.microsoft.com/office/word/2016/wordml/cid" xmlns:w16="http://schemas.microsoft.com/office/word/2018/wordml" xmlns:w16sdtdh="http://schemas.microsoft.com/office/word/2020/wordml/sdtdatahash" xmlns:w16se="http://schemas.microsoft.com/office/word/2015/wordml/symex" xmlns:wpg="http://schemas.microsoft.com/office/word/2010/wordprocessingGroup" xmlns:wpi="http://schemas.microsoft.com/office/word/2010/wordprocessingInk" xmlns:wne="http://schemas.microsoft.com/office/word/2006/wordml" xmlns:wps="http://schemas.microsoft.com/office/word/2010/wordprocessingShape" mc:Ignorable="w14 w15 w16se w16cid w16 w16cex w16sdtdh wp14">
+  <w:footnote w:type="separator" w:id="-1">
+    <w:p>
+      <w:pPr>
+        <w:spacing w:after="0" w:line="240" w:lineRule="auto"/>
+      </w:pPr>
+      <w:r>
+        <w:separator/>
+      </w:r>
+    </w:p>
+  </w:footnote>
+  <w:footnote w:type="continuationSeparator" w:id="0">
+    <w:p>
+      <w:pPr>
+        <w:spacing w:after="0" w:line="240" w:lineRule="auto"/>
+      </w:pPr>
+      <w:r>
+        <w:continuationSeparator/>
+      </w:r>
+    </w:p>
+  </w:footnote>
+  <w:footnote w:id="1">
+    <w:p>
+      <w:pPr>
+        <w:pStyle w:val="FootnoteText"/>
+        <w:rPr>
+          <w:b/>
+          <w:bCs/>
+          <w:sz w:val="26"/>
+          <w:szCs w:val="26"/>
+          <w:lang w:bidi="ar-AE"/>
+        </w:rPr>
+      </w:pPr>
+      <w:r>
+        <w:rPr>
+          <w:rStyle w:val="FootnoteReference"/>
+        </w:rPr>
+        <w:footnoteRef/>
+      </w:r>
+      <w:r>
+        <w:rPr>
+          <w:rtl/>
+        </w:rPr>
+        <w:t xml:space="preserve"> </w:t>
+      </w:r>
+      <w:r>
+        <w:rPr>
+          <w:rFonts w:hint="cs"/>
+          <w:b/>
+          <w:bCs/>
+          <w:sz w:val="26"/>
+          <w:szCs w:val="26"/>
+          <w:rtl/>
+        </w:rPr>
+        <w:t xml:space="preserve">عدد كبير من عارفي الكتاب المقدس كانوا قد أشاروا إلى ذات الحدث المدهش. </w:t>
+      </w:r>
+      <w:r>
+        <w:rPr>
+          <w:rFonts w:hint="cs"/>
+          <w:b/>
+          <w:bCs/>
+          <w:sz w:val="26"/>
+          <w:szCs w:val="26"/>
+          <w:rtl/>
+          <w:lang w:bidi="ar-AE"/>
+        </w:rPr>
+        <w:t xml:space="preserve">ونحن نقتبس من أحدهم،  </w:t>
+      </w:r>
+      <w:r>
+        <w:rPr>
+          <w:b/>
+          <w:bCs/>
+          <w:sz w:val="26"/>
+          <w:szCs w:val="26"/>
+          <w:lang w:bidi="ar-AE"/>
+        </w:rPr>
+        <w:t>Canon Dyson</w:t>
+      </w:r>
+      <w:r>
+        <w:rPr>
+          <w:rFonts w:hint="cs"/>
+          <w:b/>
+          <w:bCs/>
+          <w:sz w:val="26"/>
+          <w:szCs w:val="26"/>
+          <w:rtl/>
+          <w:lang w:bidi="ar-AE"/>
+        </w:rPr>
+        <w:t xml:space="preserve"> </w:t>
+      </w:r>
+      <w:r>
+        <w:rPr>
+          <w:b/>
+          <w:bCs/>
+          <w:sz w:val="26"/>
+          <w:szCs w:val="26"/>
+          <w:lang w:bidi="ar-AE"/>
+        </w:rPr>
+        <w:t>Hague</w:t>
+      </w:r>
+      <w:r>
+        <w:rPr>
+          <w:b/>
+          <w:bCs/>
+          <w:sz w:val="26"/>
+          <w:szCs w:val="26"/>
+          <w:rtl/>
+          <w:lang w:bidi="ar-AE"/>
+        </w:rPr>
+        <w:t>.</w:t>
+      </w:r>
+      <w:r>
+        <w:rPr>
+          <w:rFonts w:hint="cs"/>
+          <w:b/>
+          <w:bCs/>
+          <w:sz w:val="26"/>
+          <w:szCs w:val="26"/>
+          <w:rtl/>
+          <w:lang w:bidi="ar-AE"/>
+        </w:rPr>
+        <w:t xml:space="preserve"> لقد قال: "قبل مولد المسيح بقرون، كان كل من مولده وسيرة حياته، آلامه ومجده موصوفة بمقتطف بالتفصيل في العهد القديم. مَن كان باستطاعته أن يرسم صورة إنسان لم يكن قد وُلد بعد؟ إنه الله وليس سواه. لا أحد كان يعلم قبل 500 عام بأن شيكسبير سيولد؛ أو قبل 250 عامًا بأن نابليون سيولد. أما في الكتاب المقدس هنا فتُسجّل لنا الطبعة الأكثر إثارة والتي لا يمكن إيجاد أي خطأ فيها عن إنسان</w:t>
+      </w:r>
+      <w:r>
+        <w:rPr>
+          <w:rFonts w:hint="cs"/>
+          <w:b/>
+          <w:bCs/>
+          <w:sz w:val="26"/>
+          <w:szCs w:val="26"/>
+          <w:rtl/>
+          <w:lang w:bidi="ar-AE"/>
+        </w:rPr>
+        <w:t>،</w:t>
+      </w:r>
+      <w:r>
+        <w:rPr>
+          <w:rFonts w:hint="cs"/>
+          <w:b/>
+          <w:bCs/>
+          <w:sz w:val="26"/>
+          <w:szCs w:val="26"/>
+          <w:rtl/>
+          <w:lang w:bidi="ar-AE"/>
+        </w:rPr>
+        <w:t xml:space="preserve"> ليس فقط </w:t>
+      </w:r>
+      <w:r>
+        <w:rPr>
+          <w:rFonts w:hint="cs"/>
+          <w:b/>
+          <w:bCs/>
+          <w:sz w:val="26"/>
+          <w:szCs w:val="26"/>
+          <w:rtl/>
+          <w:lang w:bidi="ar-AE"/>
+        </w:rPr>
+        <w:t>على يد</w:t>
+      </w:r>
+      <w:r>
+        <w:rPr>
+          <w:rFonts w:hint="cs"/>
+          <w:b/>
+          <w:bCs/>
+          <w:sz w:val="26"/>
+          <w:szCs w:val="26"/>
+          <w:rtl/>
+          <w:lang w:bidi="ar-AE"/>
+        </w:rPr>
+        <w:t xml:space="preserve"> </w:t>
+      </w:r>
+      <w:r>
+        <w:rPr>
+          <w:rFonts w:hint="cs"/>
+          <w:b/>
+          <w:bCs/>
+          <w:sz w:val="26"/>
+          <w:szCs w:val="26"/>
+          <w:rtl/>
+          <w:lang w:bidi="ar-AE"/>
+        </w:rPr>
+        <w:t>إنسان واحد وإنما على يد عشرين أو خمس وعشرين فنّان لم يرَ أي واحد منهم الرجل الذي رسمه.</w:t>
+      </w:r>
+    </w:p>
+  </w:footnote>
+  <w:footnote w:id="2">
+    <w:p>
+      <w:pPr>
+        <w:pStyle w:val="FootnoteText"/>
+        <w:rPr>
+          <w:b/>
+          <w:bCs/>
+          <w:sz w:val="26"/>
+          <w:szCs w:val="26"/>
+          <w:rtl/>
+          <w:lang w:bidi="ar-AE"/>
+        </w:rPr>
+      </w:pPr>
+      <w:r>
+        <w:rPr>
+          <w:rStyle w:val="FootnoteReference"/>
+        </w:rPr>
+        <w:footnoteRef/>
+      </w:r>
+      <w:r>
+        <w:rPr>
+          <w:rtl/>
+        </w:rPr>
+        <w:t xml:space="preserve"> </w:t>
+      </w:r>
+      <w:r>
+        <w:rPr>
+          <w:b/>
+          <w:bCs/>
+          <w:sz w:val="26"/>
+          <w:szCs w:val="26"/>
+          <w:lang w:bidi="ar-AE"/>
+        </w:rPr>
+        <w:t>David Baron</w:t>
+      </w:r>
+      <w:r>
+        <w:rPr>
+          <w:rFonts w:hint="cs"/>
+          <w:b/>
+          <w:bCs/>
+          <w:sz w:val="26"/>
+          <w:szCs w:val="26"/>
+          <w:rtl/>
+          <w:lang w:bidi="ar-AE"/>
+        </w:rPr>
+        <w:t xml:space="preserve"> ، "</w:t>
+      </w:r>
+      <w:r>
+        <w:rPr>
+          <w:b/>
+          <w:bCs/>
+          <w:sz w:val="26"/>
+          <w:szCs w:val="26"/>
+          <w:lang w:bidi="ar-AE"/>
+        </w:rPr>
+        <w:t>Rays of Messiah's Glory</w:t>
+      </w:r>
+      <w:r>
+        <w:rPr>
+          <w:rFonts w:hint="cs"/>
+          <w:b/>
+          <w:bCs/>
+          <w:sz w:val="26"/>
+          <w:szCs w:val="26"/>
+          <w:rtl/>
+          <w:lang w:bidi="ar-AE"/>
+        </w:rPr>
+        <w:t>"، صفحة 14.</w:t>
+      </w:r>
+    </w:p>
+  </w:footnote>
+  <w:footnote w:id="3">
+    <w:p>
+      <w:pPr>
+        <w:pStyle w:val="FootnoteText"/>
+        <w:rPr>
+          <w:b/>
+          <w:bCs/>
+          <w:sz w:val="26"/>
+          <w:szCs w:val="26"/>
+        </w:rPr>
+      </w:pPr>
+      <w:r>
+        <w:rPr>
+          <w:rStyle w:val="FootnoteReference"/>
+        </w:rPr>
+        <w:footnoteRef/>
+      </w:r>
+      <w:r>
+        <w:rPr>
+          <w:rtl/>
+        </w:rPr>
+        <w:t xml:space="preserve"> </w:t>
+      </w:r>
+      <w:r>
+        <w:rPr>
+          <w:rFonts w:hint="cs"/>
+          <w:b/>
+          <w:bCs/>
+          <w:sz w:val="26"/>
+          <w:szCs w:val="26"/>
+          <w:rtl/>
+        </w:rPr>
+        <w:t xml:space="preserve">البرهان الكامل على طيلة الفترة التي مضت ما بين آخر سفر في العهد القديم وأول سفر في العهد الجديد، يسلمنا إياه وجود الترجمة السبعينية، إحدى ترجمات العهد القديم في اليونانية ما قبل 200 عام من ميلاد المسيح. هذه الترجمة ابتدأت </w:t>
+      </w:r>
+      <w:r>
+        <w:rPr>
+          <w:rFonts w:hint="cs"/>
+          <w:b/>
+          <w:bCs/>
+          <w:sz w:val="26"/>
+          <w:szCs w:val="26"/>
+          <w:rtl/>
+        </w:rPr>
+        <w:t xml:space="preserve">في فترة حكم فيلادلفوس بتولميوس (ما يقارب الـ 280 قبل الميلاد) وانتهت من بعد ذلك بقليل. </w:t>
+      </w:r>
+      <w:r>
+        <w:rPr>
+          <w:b/>
+          <w:bCs/>
+          <w:sz w:val="26"/>
+          <w:szCs w:val="26"/>
+        </w:rPr>
+        <w:t>Mit einer Übersetzung</w:t>
+      </w:r>
+    </w:p>
+  </w:footnote>
+</w:footnotes>
 </file>
 
 <file path=word/styles.xml><?xml version="1.0" encoding="utf-8"?>
@@ -415,7 +1032,7 @@
         <w:rFonts w:ascii="Sakkal Majalla" w:eastAsiaTheme="minorHAnsi" w:hAnsi="Sakkal Majalla" w:cs="Sakkal Majalla"/>
         <w:sz w:val="28"/>
         <w:szCs w:val="28"/>
-        <w:lang w:val="en-US" w:eastAsia="en-US" w:bidi="he-IL"/>
+        <w:lang w:val="en-US" w:eastAsia="en-US" w:bidi="ar-SA"/>
       </w:rPr>
     </w:rPrDefault>
     <w:pPrDefault>
@@ -844,7 +1461,7 @@
     <w:basedOn w:val="DefaultParagraphFont"/>
     <w:uiPriority w:val="99"/>
     <w:unhideWhenUsed/>
-    <w:rsid w:val="00E9168E"/>
+    <w:rsid w:val="00FB7A9B"/>
     <w:rPr>
       <w:color w:val="0563C1" w:themeColor="hyperlink"/>
       <w:u w:val="single"/>
@@ -856,10 +1473,51 @@
     <w:uiPriority w:val="99"/>
     <w:semiHidden/>
     <w:unhideWhenUsed/>
-    <w:rsid w:val="00E9168E"/>
+    <w:rsid w:val="00FB7A9B"/>
     <w:rPr>
       <w:color w:val="605E5C"/>
       <w:shd w:val="clear" w:color="auto" w:fill="E1DFDD"/>
+    </w:rPr>
+  </w:style>
+  <w:style w:type="paragraph" w:styleId="FootnoteText">
+    <w:name w:val="footnote text"/>
+    <w:basedOn w:val="Normal"/>
+    <w:link w:val="FootnoteTextChar"/>
+    <w:uiPriority w:val="99"/>
+    <w:semiHidden/>
+    <w:unhideWhenUsed/>
+    <w:rsid w:val="003E3445"/>
+    <w:pPr>
+      <w:spacing w:after="0" w:line="240" w:lineRule="auto"/>
+    </w:pPr>
+    <w:rPr>
+      <w:sz w:val="20"/>
+      <w:szCs w:val="20"/>
+    </w:rPr>
+  </w:style>
+  <w:style w:type="character" w:customStyle="1" w:styleId="FootnoteTextChar">
+    <w:name w:val="Footnote Text Char"/>
+    <w:basedOn w:val="DefaultParagraphFont"/>
+    <w:link w:val="FootnoteText"/>
+    <w:uiPriority w:val="99"/>
+    <w:semiHidden/>
+    <w:rsid w:val="003E3445"/>
+    <w:rPr>
+      <w:noProof/>
+      <w:sz w:val="20"/>
+      <w:szCs w:val="20"/>
+      <w:lang w:bidi="ar-EG"/>
+    </w:rPr>
+  </w:style>
+  <w:style w:type="character" w:styleId="FootnoteReference">
+    <w:name w:val="footnote reference"/>
+    <w:basedOn w:val="DefaultParagraphFont"/>
+    <w:uiPriority w:val="99"/>
+    <w:semiHidden/>
+    <w:unhideWhenUsed/>
+    <w:rsid w:val="003E3445"/>
+    <w:rPr>
+      <w:vertAlign w:val="superscript"/>
     </w:rPr>
   </w:style>
 </w:styles>
@@ -1158,4 +1816,16 @@
     </a:ext>
   </a:extLst>
 </a:theme>
+</file>
+
+<file path=customXml/item1.xml><?xml version="1.0" encoding="utf-8"?>
+<b:Sources xmlns:b="http://schemas.openxmlformats.org/officeDocument/2006/bibliography" xmlns="http://schemas.openxmlformats.org/officeDocument/2006/bibliography" SelectedStyle="\apasixtheditionofficeonline.xsl" StyleName="APA" Version="6"/>
+</file>
+
+<file path=customXml/itemProps1.xml><?xml version="1.0" encoding="utf-8"?>
+<ds:datastoreItem xmlns:ds="http://schemas.openxmlformats.org/officeDocument/2006/customXml" ds:itemID="{04EF957A-F8C0-4575-893A-AB5CB7AC2799}">
+  <ds:schemaRefs>
+    <ds:schemaRef ds:uri="http://schemas.openxmlformats.org/officeDocument/2006/bibliography"/>
+  </ds:schemaRefs>
+</ds:datastoreItem>
 </file>
--- a/docs/downloads/منوعات/doc_0686.docx
+++ b/docs/downloads/منوعات/doc_0686.docx
@@ -1,11 +1,14 @@
 
 <file path=word/document.xml><?xml version="1.0" encoding="utf-8"?>
-<w:document xmlns:wpc="http://schemas.microsoft.com/office/word/2010/wordprocessingCanvas" xmlns:cx="http://schemas.microsoft.com/office/drawing/2014/chartex" xmlns:cx1="http://schemas.microsoft.com/office/drawing/2015/9/8/chartex" xmlns:cx2="http://schemas.microsoft.com/office/drawing/2015/10/21/chartex" xmlns:cx3="http://schemas.microsoft.com/office/drawing/2016/5/9/chartex" xmlns:cx4="http://schemas.microsoft.com/office/drawing/2016/5/10/chartex" xmlns:cx5="http://schemas.microsoft.com/office/drawing/2016/5/11/chartex" xmlns:cx6="http://schemas.microsoft.com/office/drawing/2016/5/12/chartex" xmlns:cx7="http://schemas.microsoft.com/office/drawing/2016/5/13/chartex" xmlns:cx8="http://schemas.microsoft.com/office/drawing/2016/5/14/chartex" xmlns:mc="http://schemas.openxmlformats.org/markup-compatibility/2006" xmlns:aink="http://schemas.microsoft.com/office/drawing/2016/ink" xmlns:am3d="http://schemas.microsoft.com/office/drawing/2017/model3d" xmlns:o="urn:schemas-microsoft-com:office:office" xmlns:oel="http://schemas.microsoft.com/office/2019/extlst" xmlns:r="http://schemas.openxmlformats.org/officeDocument/2006/relationships" xmlns:m="http://schemas.openxmlformats.org/officeDocument/2006/math" xmlns:v="urn:schemas-microsoft-com:vml" xmlns:wp14="http://schemas.microsoft.com/office/word/2010/wordprocessingDrawing" xmlns:wp="http://schemas.openxmlformats.org/drawingml/2006/wordprocessingDrawing" xmlns:w10="urn:schemas-microsoft-com:office:word" xmlns:w="http://schemas.openxmlformats.org/wordprocessingml/2006/main" xmlns:w14="http://schemas.microsoft.com/office/word/2010/wordml" xmlns:w15="http://schemas.microsoft.com/office/word/2012/wordml" xmlns:w16cex="http://schemas.microsoft.com/office/word/2018/wordml/cex" xmlns:w16cid="http://schemas.microsoft.com/office/word/2016/wordml/cid" xmlns:w16="http://schemas.microsoft.com/office/word/2018/wordml" xmlns:w16sdtdh="http://schemas.microsoft.com/office/word/2020/wordml/sdtdatahash" xmlns:w16se="http://schemas.microsoft.com/office/word/2015/wordml/symex" xmlns:wpg="http://schemas.microsoft.com/office/word/2010/wordprocessingGroup" xmlns:wpi="http://schemas.microsoft.com/office/word/2010/wordprocessingInk" xmlns:wne="http://schemas.microsoft.com/office/word/2006/wordml" xmlns:wps="http://schemas.microsoft.com/office/word/2010/wordprocessingShape" mc:Ignorable="w14 w15 w16se w16cid w16 w16cex w16sdtdh wp14">
+<w:document xmlns:wpc="http://schemas.microsoft.com/office/word/2010/wordprocessingCanvas" xmlns:cx="http://schemas.microsoft.com/office/drawing/2014/chartex" xmlns:cx1="http://schemas.microsoft.com/office/drawing/2015/9/8/chartex" xmlns:cx2="http://schemas.microsoft.com/office/drawing/2015/10/21/chartex" xmlns:cx3="http://schemas.microsoft.com/office/drawing/2016/5/9/chartex" xmlns:cx4="http://schemas.microsoft.com/office/drawing/2016/5/10/chartex" xmlns:cx5="http://schemas.microsoft.com/office/drawing/2016/5/11/chartex" xmlns:cx6="http://schemas.microsoft.com/office/drawing/2016/5/12/chartex" xmlns:cx7="http://schemas.microsoft.com/office/drawing/2016/5/13/chartex" xmlns:cx8="http://schemas.microsoft.com/office/drawing/2016/5/14/chartex" xmlns:mc="http://schemas.openxmlformats.org/markup-compatibility/2006" xmlns:aink="http://schemas.microsoft.com/office/drawing/2016/ink" xmlns:am3d="http://schemas.microsoft.com/office/drawing/2017/model3d" xmlns:o="urn:schemas-microsoft-com:office:office" xmlns:r="http://schemas.openxmlformats.org/officeDocument/2006/relationships" xmlns:m="http://schemas.openxmlformats.org/officeDocument/2006/math" xmlns:v="urn:schemas-microsoft-com:vml" xmlns:wp14="http://schemas.microsoft.com/office/word/2010/wordprocessingDrawing" xmlns:wp="http://schemas.openxmlformats.org/drawingml/2006/wordprocessingDrawing" xmlns:w10="urn:schemas-microsoft-com:office:word" xmlns:w="http://schemas.openxmlformats.org/wordprocessingml/2006/main" xmlns:w14="http://schemas.microsoft.com/office/word/2010/wordml" xmlns:w15="http://schemas.microsoft.com/office/word/2012/wordml" xmlns:w16cex="http://schemas.microsoft.com/office/word/2018/wordml/cex" xmlns:w16cid="http://schemas.microsoft.com/office/word/2016/wordml/cid" xmlns:w16="http://schemas.microsoft.com/office/word/2018/wordml" xmlns:w16sdtdh="http://schemas.microsoft.com/office/word/2020/wordml/sdtdatahash" xmlns:w16se="http://schemas.microsoft.com/office/word/2015/wordml/symex" xmlns:wpg="http://schemas.microsoft.com/office/word/2010/wordprocessingGroup" xmlns:wpi="http://schemas.microsoft.com/office/word/2010/wordprocessingInk" xmlns:wne="http://schemas.microsoft.com/office/word/2006/wordml" xmlns:wps="http://schemas.microsoft.com/office/word/2010/wordprocessingShape" mc:Ignorable="w14 w15 w16se w16cid w16 w16cex w16sdtdh wp14">
   <w:body>
     <w:p>
       <w:pPr>
-        <w:rPr>
-          <w:rtl/>
+        <w:bidi/>
+        <w:jc w:val="both"/>
+        <w:rPr>
+          <w:rtl/>
+          <w:lang w:val="en-US" w:bidi="ar-EG"/>
         </w:rPr>
       </w:pPr>
       <w:hyperlink r:id="rId4" w:history="1">
@@ -14,393 +17,645 @@
             <w:rStyle w:val="Hyperlink"/>
             <w:rFonts w:hint="cs"/>
             <w:rtl/>
+            <w:lang w:val="en-US" w:bidi="ar-EG"/>
           </w:rPr>
-          <w:t>المسيح في الوسط</w:t>
+          <w:t>الكنيسة المأخوذة في سفر الرؤيا قبل الأقضية</w:t>
         </w:r>
       </w:hyperlink>
-      <w:r>
-        <w:rPr>
-          <w:rFonts w:hint="cs"/>
-          <w:rtl/>
-        </w:rPr>
-        <w:t xml:space="preserve"> </w:t>
-      </w:r>
-      <w:r>
-        <w:rPr>
-          <w:rtl/>
-        </w:rPr>
-        <w:t>–</w:t>
-      </w:r>
-      <w:r>
-        <w:rPr>
-          <w:rFonts w:hint="cs"/>
-          <w:rtl/>
-        </w:rPr>
-        <w:t xml:space="preserve"> لماذا علينا أن نجتمع باسم يسوع فقط؟</w:t>
-      </w:r>
     </w:p>
     <w:p>
       <w:pPr>
-        <w:rPr>
-          <w:rtl/>
+        <w:bidi/>
+        <w:jc w:val="both"/>
+        <w:rPr>
+          <w:rtl/>
+          <w:lang w:val="en-US" w:bidi="ar-EG"/>
         </w:rPr>
       </w:pPr>
       <w:r>
         <w:rPr>
-          <w:rFonts w:hint="cs"/>
-          <w:rtl/>
-        </w:rPr>
-        <w:t>البشير بالخلاص في المسيح 1881</w:t>
+          <w:lang w:val="en-US" w:bidi="ar-EG"/>
+        </w:rPr>
+        <w:t>W. Trotter</w:t>
       </w:r>
     </w:p>
     <w:p>
       <w:pPr>
-        <w:rPr>
-          <w:rtl/>
+        <w:bidi/>
+        <w:jc w:val="both"/>
+        <w:rPr>
+          <w:rtl/>
+          <w:lang w:val="en-US" w:bidi="ar-EG"/>
         </w:rPr>
       </w:pPr>
       <w:r>
-        <w:t>Charles Stanley</w:t>
+        <w:rPr>
+          <w:rFonts w:hint="cs"/>
+          <w:rtl/>
+          <w:lang w:val="en-US" w:bidi="ar-EG"/>
+        </w:rPr>
+        <w:t>كثيرًا ما تظهر صعوبة لدارس النبوة حال أن يعبر عتبة أول دراساته. هذه الدراسات يمكنها أن تقنعه تمامًا، بأن مجيء الرب الثاني سيسبق المُلك الـ 1000 عام وهو سيُدخله إلى المشهد، في أن اليهود سيُعاد تشكيلهم في بلادهم، وسيضطر جزء منهم هناك أن يجتاز أعلى مستوى من الخوف. ويمكن للمرء أن يفهم، بأن هذا الخوف سيصل أقصى درجاته، عندما ستجتمع جميع الأمم على أورشليم؛ من ثم، أن هذه الأمم المجتمعة ستوقفهم يد ربنا يسوع بنفسه في ظهوره من السماء في لهيب نار. وأن مجيئه سيأتي بخلاص اليهود المظلومين، وذلك في ذات اللحظة التي سيُدخلهم المقاومون في حيرة ويُخربونهم. أخيرًا يمكن للمرء أن يعترف تمامًا،</w:t>
+      </w:r>
+      <w:r>
+        <w:rPr>
+          <w:rFonts w:hint="cs"/>
+          <w:rtl/>
+          <w:lang w:val="en-US" w:bidi="ar-EG"/>
+        </w:rPr>
+        <w:t xml:space="preserve"> </w:t>
+      </w:r>
+      <w:r>
+        <w:rPr>
+          <w:rFonts w:hint="cs"/>
+          <w:rtl/>
+          <w:lang w:val="en-US" w:bidi="ar-EG"/>
+        </w:rPr>
+        <w:t xml:space="preserve">بحسب كل ما يخبرنا به العهد الجديد، </w:t>
+      </w:r>
+      <w:r>
+        <w:rPr>
+          <w:rFonts w:hint="cs"/>
+          <w:rtl/>
+          <w:lang w:val="en-US" w:bidi="ar-EG"/>
+        </w:rPr>
+        <w:t xml:space="preserve">أن </w:t>
+      </w:r>
+      <w:r>
+        <w:rPr>
+          <w:rFonts w:hint="cs"/>
+          <w:rtl/>
+          <w:lang w:val="en-US" w:bidi="ar-EG"/>
+        </w:rPr>
+        <w:t xml:space="preserve">الرجاء المُقدم لنا نحن المسيحيين، هو مجيء ربنا يسوع المسيح؛ كيما نُنتذر، ونتأمل هذه الحقيقة العظيمة، ونعجّلها بلجاجة طلباتنا وأناتنا وأن ننتظر بصبر؛ - باختصار، بأن تكون حالة نفوسنا الاعتيادية هي حالة انتظار دائم لهذا الحدث المجيد. لكن هنا تبرز الصعوبة، التي قد تكلمت عنها. ربما سيقول دارس النبوة: "إن كانت ستحدث سلسلة كاملة من الوقائع قبل مجيء الرب إلى الأرض، إن كان اليهود سيعودون إلى بلادهم، وستجتمع الأمم عليهم، وسيأتي زمن الضيقة لا يماثله زمن، الختوم، الأبواق وجامات سفر الرؤيا ستجتاز مجرياتها الأقضية وسيلي جميع هذه الأحداث مجيء الرب </w:t>
+      </w:r>
+      <w:r>
+        <w:rPr>
+          <w:rtl/>
+          <w:lang w:val="en-US" w:bidi="ar-EG"/>
+        </w:rPr>
+        <w:t>–</w:t>
+      </w:r>
+      <w:r>
+        <w:rPr>
+          <w:rFonts w:hint="cs"/>
+          <w:rtl/>
+          <w:lang w:val="en-US" w:bidi="ar-EG"/>
+        </w:rPr>
+        <w:t xml:space="preserve"> كيف يمكننا نحن، إذ أننا لا زلنا لا نرى أمامنا مبتدأ </w:t>
+      </w:r>
+      <w:r>
+        <w:rPr>
+          <w:rFonts w:hint="cs"/>
+          <w:rtl/>
+          <w:lang w:val="en-US" w:bidi="ar-EG"/>
+        </w:rPr>
+        <w:t>واحدة</w:t>
+      </w:r>
+      <w:r>
+        <w:rPr>
+          <w:rFonts w:hint="cs"/>
+          <w:rtl/>
+          <w:lang w:val="en-US" w:bidi="ar-EG"/>
+        </w:rPr>
+        <w:t xml:space="preserve"> منها، أن نتوقع مجيء الرب وذلك في طريقة راشدة؟ إنها تلك الأحداث الممهدة التي بإمكاننا أن ننتظرها؛ لكن إلى أن تبدأ، إلى أن تظهر، لا يسعنا إلا أن ننظر عبرها ذاك الذي نحن نعلم بأنه سي</w:t>
+      </w:r>
+      <w:r>
+        <w:rPr>
+          <w:rFonts w:hint="cs"/>
+          <w:rtl/>
+          <w:lang w:val="en-US" w:bidi="ar-EG"/>
+        </w:rPr>
+        <w:t>حدد</w:t>
+      </w:r>
+      <w:r>
+        <w:rPr>
+          <w:rFonts w:hint="cs"/>
+          <w:rtl/>
+          <w:lang w:val="en-US" w:bidi="ar-EG"/>
+        </w:rPr>
+        <w:t xml:space="preserve"> لها </w:t>
+      </w:r>
+      <w:r>
+        <w:rPr>
+          <w:rFonts w:hint="cs"/>
+          <w:rtl/>
+          <w:lang w:val="en-US" w:bidi="ar-EG"/>
+        </w:rPr>
+        <w:t>غايتها</w:t>
+      </w:r>
+      <w:r>
+        <w:rPr>
+          <w:rFonts w:hint="cs"/>
+          <w:rtl/>
+          <w:lang w:val="en-US" w:bidi="ar-EG"/>
+        </w:rPr>
+        <w:t>. لكن كيف يمكننا أن نأخذ موقف توقع دائم للرب، إن كان مجيئه سيسبقه هذا الكم من الوقائع، التي لم تحدث بعد؟" إني أعتقد بأني قد عرضت هنا المشكلة بكل قوتها، وهذه السطور مخصصة لفحص وحل هذه المشكلة بقدر ما يتيح لي فهمي</w:t>
+      </w:r>
+      <w:r>
+        <w:rPr>
+          <w:rFonts w:hint="cs"/>
+          <w:rtl/>
+          <w:lang w:val="en-US" w:bidi="ar-EG"/>
+        </w:rPr>
+        <w:t xml:space="preserve"> </w:t>
+      </w:r>
+      <w:r>
+        <w:rPr>
+          <w:rFonts w:hint="cs"/>
+          <w:rtl/>
+          <w:lang w:val="en-US" w:bidi="ar-EG"/>
+        </w:rPr>
+        <w:t>للكتاب في الوقت الحاضر.</w:t>
       </w:r>
     </w:p>
     <w:p>
       <w:pPr>
-        <w:rPr>
-          <w:rtl/>
+        <w:bidi/>
+        <w:jc w:val="both"/>
+        <w:rPr>
+          <w:rtl/>
+          <w:lang w:val="en-US" w:bidi="ar-EG"/>
         </w:rPr>
       </w:pPr>
       <w:r>
         <w:rPr>
           <w:rFonts w:hint="cs"/>
           <w:rtl/>
-        </w:rPr>
-        <w:t>جزء 1/ 2</w:t>
+          <w:lang w:val="en-US" w:bidi="ar-EG"/>
+        </w:rPr>
+        <w:t>أولاً أود بأن أذكّر بأن الصعوبات لا تبرر عدم الإيمان. عندما أُعلن في العهد الجديد بوضوح، بأن موقفنا كمسيحيين عليه أن يكون بأن ننتظر ربنا على نحو دائم، فعلى الإيمان أن يقبل ويستوعب الإعلان مهما كانت الصعوبة التي تحيط به. الآن، أي إنسان يعرف كلمة الله يمكنه أن يُدخل الشك في مثل هذا الإعلان؟ إن ربنا يسوع بنفسه كان قد أشار إلى الموقف الذي يتمنى بأن يرى فيه شعبه عند مجيئه: "</w:t>
+      </w:r>
+      <w:r>
+        <w:rPr>
+          <w:rtl/>
+          <w:lang w:val="en-US" w:bidi="ar-EG"/>
+        </w:rPr>
+        <w:t xml:space="preserve"> وَأَنْتُمْ مِثْلُ أُنَاسٍ يَنْتَظِرُونَ سَيِّدَهُمْ مَتَى يَرْجعُ مِنَ الْعُرْسِ، حَتَّى إِذَا جَاءَ وَقَرَعَ يَفْتَحُونَ لَهُ لِلْوَقْتِ.</w:t>
+      </w:r>
+      <w:r>
+        <w:rPr>
+          <w:rFonts w:hint="cs"/>
+          <w:rtl/>
+          <w:lang w:val="en-US" w:bidi="ar-EG"/>
+        </w:rPr>
+        <w:t>" (لوقا 12: 36). إن الضمان المحدد الذي يمنحه لتلاميذه ليعزيهم في وداعه القريب: "</w:t>
+      </w:r>
+      <w:r>
+        <w:rPr>
+          <w:rtl/>
+        </w:rPr>
+        <w:t xml:space="preserve"> </w:t>
+      </w:r>
+      <w:r>
+        <w:rPr>
+          <w:rtl/>
+          <w:lang w:val="en-US" w:bidi="ar-EG"/>
+        </w:rPr>
+        <w:t>وَإِنْ مَضَيْتُ وَأَعْدَدْتُ لَكُمْ مَكَانًا آتِي أَيْضًا وَآخُذُكُمْ إِلَيَّ، حَتَّى حَيْثُ أَكُونُ أَنَا تَكُونُونَ أَنْتُمْ أَيْضًا،</w:t>
+      </w:r>
+      <w:r>
+        <w:rPr>
+          <w:rFonts w:hint="cs"/>
+          <w:rtl/>
+          <w:lang w:val="en-US" w:bidi="ar-EG"/>
+        </w:rPr>
+        <w:t>" (يوحنا 14: 3). الحقيقة الأولى التي أُخبرت لنفس التلاميذ، من بعد وداع الرب، حينما تبعوه بعيونهم وكانوا لا يزالون يسعون بأن يروه مجتازًا السحاب التي صعد فوقها نحو السماء، هي ضمان عودته: "</w:t>
+      </w:r>
+      <w:r>
+        <w:rPr>
+          <w:rtl/>
+        </w:rPr>
+        <w:t xml:space="preserve"> </w:t>
+      </w:r>
+      <w:r>
+        <w:rPr>
+          <w:rtl/>
+          <w:lang w:val="en-US" w:bidi="ar-EG"/>
+        </w:rPr>
+        <w:t>إِنَّ يَسُوعَ هذَا الَّذِي ارْتَفَعَ عَنْكُمْ إِلَى السَّمَاءِ سَيَأْتِي هكَذَا كَمَا رَأَيْتُمُوهُ مُنْطَلِقًا إِلَى السَّمَاءِ</w:t>
+      </w:r>
+      <w:r>
+        <w:rPr>
+          <w:rFonts w:hint="cs"/>
+          <w:rtl/>
+          <w:lang w:val="en-US" w:bidi="ar-EG"/>
+        </w:rPr>
+        <w:t>" (أعمال الرسل 1: 11).</w:t>
       </w:r>
     </w:p>
     <w:p>
       <w:pPr>
-        <w:rPr>
-          <w:rtl/>
+        <w:bidi/>
+        <w:jc w:val="both"/>
+        <w:rPr>
+          <w:rtl/>
+          <w:lang w:val="en-US" w:bidi="ar-AE"/>
         </w:rPr>
       </w:pPr>
       <w:r>
         <w:rPr>
           <w:rFonts w:hint="cs"/>
           <w:rtl/>
-        </w:rPr>
-        <w:t xml:space="preserve">هذا السؤال وما شابهه كثيرًا ما تُطرَح على كل الذين يجتمعون باسم الرب يسوع. لقد كُتبت التأملات التالية لنشر النور </w:t>
-      </w:r>
-      <w:r>
-        <w:rPr>
-          <w:rtl/>
-        </w:rPr>
-        <w:t xml:space="preserve">بنعمة الله </w:t>
-      </w:r>
-      <w:r>
-        <w:rPr>
-          <w:rFonts w:hint="cs"/>
-          <w:rtl/>
-        </w:rPr>
-        <w:t>حول هذا الموضوع ولتكون مفيدة لكل واحد من أولاده المحبوبين بأن يُصدر حُكمًا صحيحًا فيه.</w:t>
+          <w:lang w:val="en-US" w:bidi="ar-EG"/>
+        </w:rPr>
+        <w:t xml:space="preserve">إن مؤمني كورنثوس لم يكونوا ناقصين </w:t>
+      </w:r>
+      <w:r>
+        <w:rPr>
+          <w:rFonts w:hint="cs"/>
+          <w:rtl/>
+          <w:lang w:val="en-US" w:bidi="ar-EG"/>
+        </w:rPr>
+        <w:t>في</w:t>
+      </w:r>
+      <w:r>
+        <w:rPr>
+          <w:rFonts w:hint="cs"/>
+          <w:rtl/>
+          <w:lang w:val="en-US" w:bidi="ar-EG"/>
+        </w:rPr>
+        <w:t xml:space="preserve"> أية موهبة من هبات النعمة، - "</w:t>
+      </w:r>
+      <w:r>
+        <w:rPr>
+          <w:rtl/>
+        </w:rPr>
+        <w:t xml:space="preserve"> </w:t>
+      </w:r>
+      <w:r>
+        <w:rPr>
+          <w:rtl/>
+          <w:lang w:val="en-US" w:bidi="ar-EG"/>
+        </w:rPr>
+        <w:t>حَتَّى إِنَّكُمْ لَسْتُمْ نَاقِصِينَ فِي مَوْهِبَةٍ مَا، وَأَنْتُمْ مُتَوَقِّعُونَ اسْتِعْلاَنَ رَبِّنَا يَسُوعَ الْمَسِيحِ،</w:t>
+      </w:r>
+      <w:r>
+        <w:rPr>
+          <w:rFonts w:hint="cs"/>
+          <w:rtl/>
+          <w:lang w:val="en-US" w:bidi="ar-EG"/>
+        </w:rPr>
+        <w:t>" (1. كورنثوس 1: 7). إن الرسول يقول عن نفسه وعن إخوته في الرب: "</w:t>
+      </w:r>
+      <w:r>
+        <w:rPr>
+          <w:rtl/>
+        </w:rPr>
+        <w:t xml:space="preserve"> </w:t>
+      </w:r>
+      <w:r>
+        <w:rPr>
+          <w:rtl/>
+          <w:lang w:val="en-US" w:bidi="ar-EG"/>
+        </w:rPr>
+        <w:t>هُوَذَا سِرٌّ أَقُولُهُ لَكُمْ: لاَ نَرْقُدُ كُلُّنَا، وَلكِنَّنَا كُلَّنَا نَتَغَيَّرُ،  52 فِي لَحْظَةٍ فِي طَرْفَةِ عَيْنٍ، عِنْدَ الْبُوقِ الأَخِيرِ. فَإِنَّهُ سَيُبَوَّقُ، فَيُقَامُ الأَمْوَاتُ عَدِيمِي فَسَادٍ، وَنَحْنُ نَتَغَيَّرُ.</w:t>
+      </w:r>
+      <w:r>
+        <w:rPr>
+          <w:rFonts w:hint="cs"/>
+          <w:rtl/>
+          <w:lang w:val="en-US" w:bidi="ar-EG"/>
+        </w:rPr>
+        <w:t>" (1. كورنثوس 15: 51. 52). هو يوضح، بأن ما ينتظره هو وإخوته ويتمنونه، ليس "</w:t>
+      </w:r>
+      <w:r>
+        <w:rPr>
+          <w:rtl/>
+        </w:rPr>
+        <w:t xml:space="preserve"> </w:t>
+      </w:r>
+      <w:r>
+        <w:rPr>
+          <w:rtl/>
+          <w:lang w:val="en-US" w:bidi="ar-EG"/>
+        </w:rPr>
+        <w:t>أَنْ نَخْلَعَهَا بَلْ أَنْ نَلْبَسَ فَوْقَهَا، لِكَيْ يُبْتَلَعَ الْمَائِتُ مِنَ الْحَيَاةِ.</w:t>
+      </w:r>
+      <w:r>
+        <w:rPr>
+          <w:rFonts w:hint="cs"/>
+          <w:rtl/>
+          <w:lang w:val="en-US" w:bidi="ar-EG"/>
+        </w:rPr>
+        <w:t>" (2. كورنثوس 5: 4). "</w:t>
+      </w:r>
+      <w:r>
+        <w:rPr>
+          <w:rtl/>
+          <w:lang w:val="en-US" w:bidi="ar-EG"/>
+        </w:rPr>
+        <w:t xml:space="preserve"> فَإِنَّ سِيرَتَنَا نَحْنُ هِيَ فِي السَّمَاوَاتِ، الَّتِي مِنْهَا أَيْضًا </w:t>
+      </w:r>
+      <w:r>
+        <w:rPr>
+          <w:rtl/>
+          <w:lang w:val="en-US" w:bidi="ar-EG"/>
+        </w:rPr>
+        <w:lastRenderedPageBreak/>
+        <w:t>نَنْتَظِرُ مُخَلِّصًا هُوَ الرَّبُّ يَسُوعُ الْمَسِيحُ،</w:t>
+      </w:r>
+      <w:r>
+        <w:rPr>
+          <w:rFonts w:hint="cs"/>
+          <w:rtl/>
+          <w:lang w:val="en-US" w:bidi="ar-EG"/>
+        </w:rPr>
+        <w:t xml:space="preserve"> </w:t>
+      </w:r>
+      <w:r>
+        <w:rPr>
+          <w:rtl/>
+          <w:lang w:val="en-US" w:bidi="ar-EG"/>
+        </w:rPr>
+        <w:t>الَّذِي سَيُغَيِّرُ شَكْلَ جَسَدِ تَوَاضُعِنَا لِيَكُونَ عَلَى صُورَةِ جَسَدِ مَجْدِهِ، بِحَسَبِ عَمَلِ اسْتِطَاعَتِهِ أَنْ يُخْضِعَ لِنَفْسِهِ كُلَّ شَيْءٍ.</w:t>
+      </w:r>
+      <w:r>
+        <w:rPr>
+          <w:rFonts w:hint="cs"/>
+          <w:rtl/>
+          <w:lang w:val="en-US" w:bidi="ar-EG"/>
+        </w:rPr>
+        <w:t xml:space="preserve"> " (فيلبي 3: 20، 21). وكان بالإمكان إقناع أهل تسالونيكي: "</w:t>
+      </w:r>
+      <w:r>
+        <w:rPr>
+          <w:rtl/>
+        </w:rPr>
+        <w:t xml:space="preserve"> </w:t>
+      </w:r>
+      <w:r>
+        <w:rPr>
+          <w:rtl/>
+          <w:lang w:val="en-US" w:bidi="ar-EG"/>
+        </w:rPr>
+        <w:t>لأَنَّهُمْ هُمْ يُخْبِرُونَ عَنَّا، أَيُّ دُخُول كَانَ لَنَا إِلَيْكُمْ، وَكَيْفَ رَجَعْتُمْ إِلَى اللهِ مِنَ الأَوْثَانِ، لِتَعْبُدُوا اللهَ الْحَيَّ الْحَقِيقِيَّ، وَتَنْتَظِرُوا ابْنَهُ مِنَ السَّمَاءِ، الَّذِي أَقَامَهُ مِنَ الأَمْوَاتِ، يَسُوعَ، الَّذِي يُنْقِذُنَا مِنَ الْغَضَبِ الآتِي.</w:t>
+      </w:r>
+      <w:r>
+        <w:rPr>
+          <w:rFonts w:hint="cs"/>
+          <w:rtl/>
+          <w:lang w:val="en-US" w:bidi="ar-EG"/>
+        </w:rPr>
+        <w:t>" (1, تسالونيكي 1: 9، 10).</w:t>
+      </w:r>
+      <w:r>
+        <w:rPr>
+          <w:rFonts w:hint="cs"/>
+          <w:rtl/>
+          <w:lang w:val="en-US" w:bidi="ar-AE"/>
+        </w:rPr>
+        <w:t xml:space="preserve"> في أي شكل من الأشكال مجيء الرب </w:t>
+      </w:r>
+      <w:r>
+        <w:rPr>
+          <w:rFonts w:hint="cs"/>
+          <w:rtl/>
+          <w:lang w:val="en-US" w:bidi="ar-AE"/>
+        </w:rPr>
+        <w:t xml:space="preserve">مذكور </w:t>
+      </w:r>
+      <w:r>
+        <w:rPr>
+          <w:rFonts w:hint="cs"/>
+          <w:rtl/>
+          <w:lang w:val="en-US" w:bidi="ar-AE"/>
+        </w:rPr>
+        <w:t>في كل إصحاحات هذه الرسالة. إن الكلمات المذكورة مرتين في إصحاح 4: "</w:t>
+      </w:r>
+      <w:r>
+        <w:rPr>
+          <w:rtl/>
+          <w:lang w:val="en-US" w:bidi="ar-AE"/>
+        </w:rPr>
+        <w:t>إِنَّنَا نَحْنُ الأَحْيَاءَ الْبَاقِينَ</w:t>
+      </w:r>
+      <w:r>
+        <w:rPr>
+          <w:rFonts w:hint="cs"/>
+          <w:rtl/>
+          <w:lang w:val="en-US" w:bidi="ar-AE"/>
+        </w:rPr>
+        <w:t>" (1, تسالونيكي 4: 15 ، 17) تُشير بوضوح كاف، ما هو الموقف الذي يليق بالكنيسة. إنه كان سيكون من السهل كثيرًا على بولس، لو كان فكر الرب بأن يقول: "إن آمنا بأن الرب مات وقام، فالله سيحضرنا نحن الذين سنرقد أيضًا معه بواسطة الرب. لأننا نقول لكم هذا في كلمة الرب، أننا نحن الأحياء، الباقين إلى مجيء الرب، لا نسبق الراقدين أبدًا". لماذ</w:t>
+      </w:r>
+      <w:r>
+        <w:rPr>
+          <w:rFonts w:hint="cs"/>
+          <w:rtl/>
+          <w:lang w:val="en-US" w:bidi="ar-AE"/>
+        </w:rPr>
+        <w:t>ا</w:t>
+      </w:r>
+      <w:r>
+        <w:rPr>
+          <w:rFonts w:hint="cs"/>
+          <w:rtl/>
+          <w:lang w:val="en-US" w:bidi="ar-AE"/>
+        </w:rPr>
+        <w:t xml:space="preserve"> هو لا يتكلم بهذه الصورة؟ بالتأكيد، لأنه كان بحسب مشيئة الرب أن قديسيه </w:t>
+      </w:r>
+      <w:r>
+        <w:rPr>
+          <w:rFonts w:hint="cs"/>
+          <w:rtl/>
+          <w:lang w:val="en-US" w:bidi="ar-AE"/>
+        </w:rPr>
+        <w:t>انتظروه على الدوام. إن الرسول لم يكن باستطاعته أن يقول ولا أحد منا الآن يمكنه أن يقول، بأننا يقينًا سنكون من بين تعداد الأحياء والباقين. إن الرسول علم فيما بعد ذلك وبإعلان خاص، أن لن يبقى إلى ذلك الحين. ومن الممكن أن يكون هذا معنا نحن أيضًا. من الممكن أن الرب سيتأخر إلى أننا جميعنا نرقد فيه؛ لكن لافتقارنا لإعلانات محددة في هذا الموضوع على الإيمان أن يقول كما في هذا الموضع: "</w:t>
+      </w:r>
+      <w:r>
+        <w:rPr>
+          <w:rtl/>
+        </w:rPr>
+        <w:t xml:space="preserve"> </w:t>
+      </w:r>
+      <w:r>
+        <w:rPr>
+          <w:rtl/>
+          <w:lang w:val="en-US" w:bidi="ar-AE"/>
+        </w:rPr>
+        <w:t>إِنَّنَا نَحْنُ الأَحْيَاءَ الْبَاقِينَ</w:t>
+      </w:r>
+      <w:r>
+        <w:rPr>
+          <w:rFonts w:hint="cs"/>
+          <w:rtl/>
+          <w:lang w:val="en-US" w:bidi="ar-AE"/>
+        </w:rPr>
+        <w:t>". إن الإيمان يضعنا حيث يتمنى الرب بأن يرانا، أي في انتظار وسهر دائم. إن العذارى سيتقابلن مع العريس، وإن كان الإيمان سيُمتحن أيضًا، عندما سيبدو أن غاية الرجاء قد تأجّل، فليس لنا أن نقول: "سيدي يبطئ قدومه". إن الرسول يطلب "</w:t>
+      </w:r>
+      <w:r>
+        <w:rPr>
+          <w:rtl/>
+          <w:lang w:val="en-US" w:bidi="ar-AE"/>
+        </w:rPr>
+        <w:t xml:space="preserve"> وَالرَّبُّ يَهْدِي قُلُوبَكُمْ إِلَى مَحَبَّةِ اللهِ، وَإِلَى صَبْرِ الْمَسِيحِ.</w:t>
+      </w:r>
+      <w:r>
+        <w:rPr>
+          <w:rFonts w:hint="cs"/>
+          <w:rtl/>
+          <w:lang w:val="en-US" w:bidi="ar-AE"/>
+        </w:rPr>
+        <w:t>" (2. ت</w:t>
+      </w:r>
+      <w:r>
+        <w:rPr>
+          <w:rFonts w:hint="cs"/>
+          <w:rtl/>
+          <w:lang w:val="en-US" w:bidi="ar-AE"/>
+        </w:rPr>
+        <w:t>س</w:t>
+      </w:r>
+      <w:r>
+        <w:rPr>
+          <w:rFonts w:hint="cs"/>
+          <w:rtl/>
+          <w:lang w:val="en-US" w:bidi="ar-AE"/>
+        </w:rPr>
+        <w:t xml:space="preserve">الونيكي 3: 5). هو يتكلم عن إكليل البر، </w:t>
+      </w:r>
+      <w:r>
+        <w:rPr>
+          <w:rFonts w:hint="cs"/>
+          <w:rtl/>
+          <w:lang w:val="en-US" w:bidi="ar-AE"/>
+        </w:rPr>
+        <w:t>"</w:t>
+      </w:r>
+      <w:r>
+        <w:rPr>
+          <w:rtl/>
+          <w:lang w:val="en-US" w:bidi="ar-AE"/>
+        </w:rPr>
+        <w:t>الَّذِي يَهَبُهُ لِي فِي ذلِكَ الْيَوْمِ، الرَّبُّ الدَّيَّانُ الْعَادِلُ، وَلَيْسَ لِي فَقَطْ، بَلْ لِجَمِيعِ الَّذِينَ يُحِبُّونَ ظُهُورَهُ أَيْضًا.</w:t>
+      </w:r>
+      <w:r>
+        <w:rPr>
+          <w:rFonts w:hint="cs"/>
+          <w:rtl/>
+          <w:lang w:val="en-US" w:bidi="ar-AE"/>
+        </w:rPr>
+        <w:t>" (2. تيموثاوس 4: 8). "</w:t>
+      </w:r>
+      <w:r>
+        <w:rPr>
+          <w:rtl/>
+          <w:lang w:val="en-US" w:bidi="ar-AE"/>
+        </w:rPr>
+        <w:t xml:space="preserve"> مُنْتَظِرِينَ الرَّجَاءَ الْمُبَارَكَ وَظُهُورَ مَجْدِ اللهِ الْعَظِيمِ وَمُخَلِّصِنَا يَسُوعَ الْمَسِيحِ،</w:t>
+      </w:r>
+      <w:r>
+        <w:rPr>
+          <w:rFonts w:hint="cs"/>
+          <w:rtl/>
+          <w:lang w:val="en-US" w:bidi="ar-AE"/>
+        </w:rPr>
+        <w:t>" (تيطس 2: 13). "</w:t>
+      </w:r>
+      <w:r>
+        <w:rPr>
+          <w:rtl/>
+        </w:rPr>
+        <w:t xml:space="preserve"> </w:t>
+      </w:r>
+      <w:r>
+        <w:rPr>
+          <w:rtl/>
+          <w:lang w:val="en-US" w:bidi="ar-AE"/>
+        </w:rPr>
+        <w:t>هكَذَا الْمَسِيحُ أَيْضًا، بَعْدَمَا قُدِّمَ مَرَّةً لِكَيْ يَحْمِلَ خَطَايَا كَثِيرِينَ، سَيَظْهَرُ ثَانِيَةً بِلاَ خَطِيَّةٍ لِلْخَلاَصِ لِلَّذِينَ يَنْتَظِرُونَهُ.</w:t>
+      </w:r>
+      <w:r>
+        <w:rPr>
+          <w:rFonts w:hint="cs"/>
+          <w:rtl/>
+          <w:lang w:val="en-US" w:bidi="ar-AE"/>
+        </w:rPr>
+        <w:t>" (عبرانيين 9: 28). ولكيلا نفقد عزيمتنا ولكيلا يجعل هدف الرجاء المؤجّل قلوبنا تكل، لنا تشجيع في هذا الوعد: "</w:t>
+      </w:r>
+      <w:r>
+        <w:rPr>
+          <w:rtl/>
+        </w:rPr>
+        <w:t xml:space="preserve"> </w:t>
+      </w:r>
+      <w:r>
+        <w:rPr>
+          <w:rtl/>
+          <w:lang w:val="en-US" w:bidi="ar-AE"/>
+        </w:rPr>
+        <w:t>أَنَّهُ بَعْدَ قَلِيل جِدًّا «سَيَأْتِي الآتِي وَلاَ يُبْطِئُ.</w:t>
+      </w:r>
+      <w:r>
+        <w:rPr>
+          <w:rFonts w:hint="cs"/>
+          <w:rtl/>
+          <w:lang w:val="en-US" w:bidi="ar-AE"/>
+        </w:rPr>
+        <w:t>" (عبرانيين 10: 37). مع أن بطرس علم من فم الرب نفسه، بأنه لن يبقى إلى حين عودته إلى الأرض، ومع أنه أُخبر بأية ميتة سيمجد بها الله، إلا أنه في رسالته لا توجد كلمة واحدة، تقود الذين كتب لهم أن يعتبروا فراقهم قبل عودة الرب كأمر يقيني. كلا، هو يوجه لهم ولنا أيضًا إنذارات مثل: "</w:t>
+      </w:r>
+      <w:r>
+        <w:rPr>
+          <w:rtl/>
+        </w:rPr>
+        <w:t xml:space="preserve"> </w:t>
+      </w:r>
+      <w:r>
+        <w:rPr>
+          <w:rtl/>
+          <w:lang w:val="en-US" w:bidi="ar-AE"/>
+        </w:rPr>
+        <w:t>مُنْتَظِرِينَ وَطَالِبِينَ سُرْعَةَ مَجِيءِ يَوْمِ الرَّبِّ</w:t>
+      </w:r>
+      <w:r>
+        <w:rPr>
+          <w:rFonts w:hint="cs"/>
+          <w:rtl/>
+          <w:lang w:val="en-US" w:bidi="ar-AE"/>
+        </w:rPr>
+        <w:t xml:space="preserve"> (الله)</w:t>
+      </w:r>
+      <w:r>
+        <w:rPr>
+          <w:rtl/>
+          <w:lang w:val="en-US" w:bidi="ar-AE"/>
+        </w:rPr>
+        <w:t>،</w:t>
+      </w:r>
+      <w:r>
+        <w:rPr>
+          <w:rFonts w:hint="cs"/>
+          <w:rtl/>
+          <w:lang w:val="en-US" w:bidi="ar-AE"/>
+        </w:rPr>
+        <w:t>" (2. بطرس 3: 12). هذه هي الطريقة التي يصف بها موقفنا في الرسالة الثانية.</w:t>
       </w:r>
     </w:p>
     <w:p>
       <w:pPr>
-        <w:rPr>
-          <w:rtl/>
+        <w:bidi/>
+        <w:jc w:val="both"/>
+        <w:rPr>
+          <w:rtl/>
+          <w:lang w:val="en-US" w:bidi="ar-AE"/>
         </w:rPr>
       </w:pPr>
       <w:r>
         <w:rPr>
-          <w:rFonts w:hint="cs"/>
-          <w:rtl/>
-        </w:rPr>
-        <w:t>أولاً إنه استحقاق المسيح الذي يجمعنا من حول شخصه. إنه الله الذي "</w:t>
-      </w:r>
-      <w:r>
-        <w:rPr>
-          <w:rtl/>
-        </w:rPr>
-        <w:t xml:space="preserve"> </w:t>
-      </w:r>
-      <w:r>
-        <w:rPr>
-          <w:rtl/>
-        </w:rPr>
-        <w:t xml:space="preserve">رَفَّعَهُ </w:t>
-      </w:r>
-      <w:r>
-        <w:rPr>
-          <w:rFonts w:hint="cs"/>
-          <w:rtl/>
-        </w:rPr>
-        <w:t>..</w:t>
-      </w:r>
-      <w:r>
-        <w:rPr>
-          <w:rtl/>
-        </w:rPr>
-        <w:t xml:space="preserve"> أَيْضًا، وَأَعْطَاهُ اسْمًا فَوْقَ كُلِّ اسْمٍ </w:t>
-      </w:r>
-      <w:r>
-        <w:rPr>
-          <w:rFonts w:hint="cs"/>
-          <w:rtl/>
-        </w:rPr>
-        <w:t>...</w:t>
-      </w:r>
-      <w:r>
-        <w:rPr>
-          <w:rtl/>
-        </w:rPr>
-        <w:t xml:space="preserve"> وَيَعْتَرِفَ كُلُّ لِسَانٍ أَنَّ يَسُوعَ الْمَسِيحَ هُوَ رَبٌّ لِمَجْدِ اللهِ الآبِ.</w:t>
-      </w:r>
-      <w:r>
-        <w:rPr>
-          <w:rFonts w:hint="cs"/>
-          <w:rtl/>
-        </w:rPr>
-        <w:t>" (فيلبي 2: 9، 11)</w:t>
-      </w:r>
-      <w:r>
-        <w:rPr>
-          <w:rFonts w:hint="cs"/>
-          <w:rtl/>
-        </w:rPr>
-        <w:t>. لقد كان من دواعي سرور إلهنا وأبينا بأن يُكرمه "</w:t>
-      </w:r>
-      <w:r>
-        <w:rPr>
-          <w:rtl/>
-        </w:rPr>
-        <w:t xml:space="preserve"> </w:t>
-      </w:r>
-      <w:r>
-        <w:rPr>
-          <w:rtl/>
-        </w:rPr>
-        <w:t>هُوَ رَأْسُ الْجَسَدِ: الْكَنِيسَةِ. الَّذِي هُوَ الْبَدَاءَةُ، بِكْرٌ مِنَ الأَمْوَاتِ، لِكَيْ يَكُونَ هُوَ مُتَقَدِّمًا فِي كُلِّ شَيْءٍ.</w:t>
-      </w:r>
-      <w:r>
-        <w:rPr>
-          <w:rFonts w:hint="cs"/>
-          <w:rtl/>
-        </w:rPr>
-        <w:t>" (كولوسي 1: 18). بهذا الاسم الذي هو غالي على كل مؤمن، اجتمع جميع المسيحيين  في أيام الرسل؛ وما الذي لاحظه يوحنا، عبد يسوع المسيح، حينما رُفع عن عينيه برقع المستقبل؟ لقد رأى يسوع وقال: "</w:t>
-      </w:r>
-      <w:r>
-        <w:rPr>
-          <w:rtl/>
-        </w:rPr>
-        <w:t xml:space="preserve"> </w:t>
-      </w:r>
-      <w:r>
-        <w:rPr>
-          <w:rtl/>
-        </w:rPr>
-        <w:t xml:space="preserve">وَوَجْهُهُ كَالشَّمْسِ وَهِيَ تُضِيءُ فِي قُوَّتِهَا.  </w:t>
-      </w:r>
-      <w:r>
-        <w:rPr>
-          <w:rFonts w:ascii="Times New Roman" w:hAnsi="Times New Roman" w:cs="Times New Roman" w:hint="cs"/>
-          <w:rtl/>
-        </w:rPr>
-        <w:t>​</w:t>
-      </w:r>
-      <w:r>
-        <w:rPr>
-          <w:rtl/>
-        </w:rPr>
-        <w:t>17</w:t>
-      </w:r>
-      <w:r>
-        <w:rPr>
-          <w:rFonts w:ascii="Times New Roman" w:hAnsi="Times New Roman" w:cs="Times New Roman" w:hint="cs"/>
-          <w:rtl/>
-        </w:rPr>
-        <w:t>​</w:t>
-      </w:r>
-      <w:r>
-        <w:rPr>
-          <w:rtl/>
-        </w:rPr>
-        <w:t xml:space="preserve"> </w:t>
-      </w:r>
-      <w:r>
-        <w:rPr>
-          <w:rFonts w:ascii="Times New Roman" w:hAnsi="Times New Roman" w:cs="Times New Roman" w:hint="cs"/>
-          <w:rtl/>
-        </w:rPr>
-        <w:t>​</w:t>
-      </w:r>
-      <w:r>
-        <w:rPr>
-          <w:rFonts w:hint="cs"/>
-          <w:rtl/>
-        </w:rPr>
-        <w:t>فَلَمَّا</w:t>
-      </w:r>
-      <w:r>
-        <w:rPr>
-          <w:rtl/>
-        </w:rPr>
-        <w:t xml:space="preserve"> </w:t>
-      </w:r>
-      <w:r>
-        <w:rPr>
-          <w:rFonts w:hint="cs"/>
-          <w:rtl/>
-        </w:rPr>
-        <w:t>رَأَيْتُهُ</w:t>
-      </w:r>
-      <w:r>
-        <w:rPr>
-          <w:rtl/>
-        </w:rPr>
-        <w:t xml:space="preserve"> </w:t>
-      </w:r>
-      <w:r>
-        <w:rPr>
-          <w:rFonts w:hint="cs"/>
-          <w:rtl/>
-        </w:rPr>
-        <w:t>سَقَطْتُ</w:t>
-      </w:r>
-      <w:r>
-        <w:rPr>
-          <w:rtl/>
-        </w:rPr>
-        <w:t xml:space="preserve"> </w:t>
-      </w:r>
-      <w:r>
-        <w:rPr>
-          <w:rFonts w:hint="cs"/>
-          <w:rtl/>
-        </w:rPr>
-        <w:t>عِنْدَ</w:t>
-      </w:r>
-      <w:r>
-        <w:rPr>
-          <w:rtl/>
-        </w:rPr>
-        <w:t xml:space="preserve"> </w:t>
-      </w:r>
-      <w:r>
-        <w:rPr>
-          <w:rFonts w:hint="cs"/>
-          <w:rtl/>
-        </w:rPr>
-        <w:t>رِجْلَيْهِ</w:t>
-      </w:r>
-      <w:r>
-        <w:rPr>
-          <w:rtl/>
-        </w:rPr>
-        <w:t xml:space="preserve"> </w:t>
-      </w:r>
-      <w:r>
-        <w:rPr>
-          <w:rFonts w:hint="cs"/>
-          <w:rtl/>
-        </w:rPr>
-        <w:t>كَمَيِّتٍ،</w:t>
-      </w:r>
-      <w:r>
-        <w:rPr>
-          <w:rtl/>
-        </w:rPr>
-        <w:t xml:space="preserve"> </w:t>
-      </w:r>
-      <w:r>
-        <w:rPr>
-          <w:rFonts w:hint="cs"/>
-          <w:rtl/>
-        </w:rPr>
-        <w:t>فَوَضَعَ</w:t>
-      </w:r>
-      <w:r>
-        <w:rPr>
-          <w:rtl/>
-        </w:rPr>
-        <w:t xml:space="preserve"> </w:t>
-      </w:r>
-      <w:r>
-        <w:rPr>
-          <w:rFonts w:hint="cs"/>
-          <w:rtl/>
-        </w:rPr>
-        <w:t>يَدَهُ</w:t>
-      </w:r>
-      <w:r>
-        <w:rPr>
-          <w:rtl/>
-        </w:rPr>
-        <w:t xml:space="preserve"> </w:t>
-      </w:r>
-      <w:r>
-        <w:rPr>
-          <w:rFonts w:hint="cs"/>
-          <w:rtl/>
-        </w:rPr>
-        <w:t>الْ</w:t>
-      </w:r>
-      <w:r>
-        <w:rPr>
-          <w:rtl/>
-        </w:rPr>
-        <w:t>يُمْنَى عَلَيَّ قَائِلاً لِي:«لاَ تَخَفْ، أَنَا هُوَ الأَوَّلُ وَالآخِرُ،</w:t>
-      </w:r>
-      <w:r>
-        <w:rPr>
-          <w:rFonts w:hint="cs"/>
-          <w:rtl/>
-        </w:rPr>
-        <w:t>" (</w:t>
-      </w:r>
-      <w:hyperlink r:id="rId5" w:anchor=":~:text=1%2C16%E2%80%9317).-,%E2%80%9EEine%20T%C3%BCr%20wurde,-aufgetan%20in%20dem" w:history="1">
-        <w:r>
-          <w:rPr>
-            <w:rStyle w:val="Hyperlink"/>
-            <w:rFonts w:hint="cs"/>
-            <w:rtl/>
-          </w:rPr>
-          <w:t>رؤيا</w:t>
-        </w:r>
-      </w:hyperlink>
-      <w:r>
-        <w:rPr>
-          <w:rFonts w:hint="cs"/>
-          <w:rtl/>
-        </w:rPr>
-        <w:t xml:space="preserve"> 1: 16 </w:t>
-      </w:r>
-      <w:r>
-        <w:rPr>
-          <w:rtl/>
-        </w:rPr>
-        <w:t>–</w:t>
-      </w:r>
-      <w:r>
-        <w:rPr>
-          <w:rFonts w:hint="cs"/>
-          <w:rtl/>
-        </w:rPr>
-        <w:t xml:space="preserve"> 17).</w:t>
-      </w:r>
-    </w:p>
-    <w:p>
-      <w:pPr>
-        <w:rPr>
-          <w:rFonts w:hint="cs"/>
-        </w:rPr>
-      </w:pPr>
+          <w:lang w:val="de-DE" w:bidi="ar-AE"/>
+        </w:rPr>
+        <w:t xml:space="preserve">Die Ankunft des Herrn ist auch in dem 1. </w:t>
+      </w:r>
+      <w:r>
+        <w:rPr>
+          <w:lang w:val="en-US" w:bidi="ar-AE"/>
+        </w:rPr>
+        <w:t>Johannesbrief angeführt</w:t>
+      </w:r>
     </w:p>
     <w:sectPr>
       <w:pgSz w:w="11906" w:h="16838"/>
       <w:pgMar w:top="1440" w:right="1440" w:bottom="1440" w:left="1440" w:header="708" w:footer="708" w:gutter="0"/>
       <w:cols w:space="708"/>
-      <w:bidi/>
-      <w:rtlGutter/>
       <w:docGrid w:linePitch="360"/>
     </w:sectPr>
   </w:body>
@@ -415,14 +670,12 @@
         <w:rFonts w:ascii="Sakkal Majalla" w:eastAsiaTheme="minorHAnsi" w:hAnsi="Sakkal Majalla" w:cs="Sakkal Majalla"/>
         <w:sz w:val="28"/>
         <w:szCs w:val="28"/>
-        <w:lang w:val="en-US" w:eastAsia="en-US" w:bidi="he-IL"/>
+        <w:lang w:val="en-IL" w:eastAsia="en-US" w:bidi="ar-SA"/>
       </w:rPr>
     </w:rPrDefault>
     <w:pPrDefault>
       <w:pPr>
-        <w:bidi/>
         <w:spacing w:after="160" w:line="259" w:lineRule="auto"/>
-        <w:jc w:val="both"/>
       </w:pPr>
     </w:pPrDefault>
   </w:docDefaults>
@@ -807,10 +1060,6 @@
   <w:style w:type="paragraph" w:default="1" w:styleId="Normal">
     <w:name w:val="Normal"/>
     <w:qFormat/>
-    <w:rPr>
-      <w:noProof/>
-      <w:lang w:bidi="ar-EG"/>
-    </w:rPr>
   </w:style>
   <w:style w:type="character" w:default="1" w:styleId="DefaultParagraphFont">
     <w:name w:val="Default Paragraph Font"/>
@@ -844,7 +1093,7 @@
     <w:basedOn w:val="DefaultParagraphFont"/>
     <w:uiPriority w:val="99"/>
     <w:unhideWhenUsed/>
-    <w:rsid w:val="00E9168E"/>
+    <w:rsid w:val="00E85F07"/>
     <w:rPr>
       <w:color w:val="0563C1" w:themeColor="hyperlink"/>
       <w:u w:val="single"/>
@@ -856,17 +1105,29 @@
     <w:uiPriority w:val="99"/>
     <w:semiHidden/>
     <w:unhideWhenUsed/>
-    <w:rsid w:val="00E9168E"/>
+    <w:rsid w:val="00E85F07"/>
     <w:rPr>
       <w:color w:val="605E5C"/>
       <w:shd w:val="clear" w:color="auto" w:fill="E1DFDD"/>
+    </w:rPr>
+  </w:style>
+  <w:style w:type="character" w:styleId="FollowedHyperlink">
+    <w:name w:val="FollowedHyperlink"/>
+    <w:basedOn w:val="DefaultParagraphFont"/>
+    <w:uiPriority w:val="99"/>
+    <w:semiHidden/>
+    <w:unhideWhenUsed/>
+    <w:rsid w:val="00492503"/>
+    <w:rPr>
+      <w:color w:val="954F72" w:themeColor="followedHyperlink"/>
+      <w:u w:val="single"/>
     </w:rPr>
   </w:style>
 </w:styles>
 </file>
 
 <file path=word/theme/theme1.xml><?xml version="1.0" encoding="utf-8"?>
-<a:theme xmlns:a="http://schemas.openxmlformats.org/drawingml/2006/main" name="Office Theme">
+<a:theme xmlns:a="http://schemas.openxmlformats.org/drawingml/2006/main" name="ערכת נושא Office">
   <a:themeElements>
     <a:clrScheme name="Office">
       <a:dk1>
